--- a/sem2/manual_2_oop/lab12/RIS-25-2B-Ilinov-lab12-otchet.docx
+++ b/sem2/manual_2_oop/lab12/RIS-25-2B-Ilinov-lab12-otchet.docx
@@ -210,11 +210,7 @@
       </w:pPr>
       <w:r>
         <w:rPr/>
-        <w:t>Лабораторная работа №1</w:t>
-      </w:r>
-      <w:r>
-        <w:rPr/>
-        <w:t>2</w:t>
+        <w:t>Лабораторная работа №12</w:t>
       </w:r>
     </w:p>
     <w:p>
@@ -1256,11 +1252,7 @@
       </w:pPr>
       <w:r>
         <w:rPr/>
-        <w:t xml:space="preserve">1. </w:t>
-      </w:r>
-      <w:r>
-        <w:rPr/>
-        <w:t>Воспользуемся функциями из работы №11, изменив используемые методы соответствующие для multiset.</w:t>
+        <w:t>1. Воспользуемся функциями из работы №11, изменив используемые методы соответствующие для multiset.</w:t>
       </w:r>
     </w:p>
     <w:p>
@@ -1325,7 +1317,13 @@
         </w:rPr>
       </w:pPr>
       <w:r>
-        <w:rPr/>
+        <w:rPr>
+          <w:rFonts w:eastAsia="Times New Roman" w:cs="Times New Roman" w:ascii="Times New Roman" w:hAnsi="Times New Roman"/>
+          <w:iCs/>
+          <w:sz w:val="24"/>
+          <w:szCs w:val="24"/>
+          <w:lang w:val="ru-RU"/>
+        </w:rPr>
         <w:drawing>
           <wp:anchor distT="0" distB="0" distL="0" distR="0" simplePos="0" relativeHeight="2" behindDoc="0" locked="0" layoutInCell="0" allowOverlap="1">
             <wp:simplePos x="0" y="0"/>
@@ -1335,7 +1333,7 @@
             <wp:positionV relativeFrom="paragraph">
               <wp:posOffset>635</wp:posOffset>
             </wp:positionV>
-            <wp:extent cx="4962525" cy="5810250"/>
+            <wp:extent cx="5777865" cy="2172335"/>
             <wp:effectExtent l="0" t="0" r="0" b="0"/>
             <wp:wrapSquare wrapText="largest"/>
             <wp:docPr id="1" name="Image1"/>
@@ -1360,7 +1358,7 @@
                   <pic:spPr bwMode="auto">
                     <a:xfrm>
                       <a:off x="0" y="0"/>
-                      <a:ext cx="4962525" cy="5810250"/>
+                      <a:ext cx="5777865" cy="2172335"/>
                     </a:xfrm>
                     <a:prstGeom prst="rect">
                       <a:avLst/>
@@ -7964,15 +7962,11 @@
       </w:r>
       <w:r>
         <w:rPr/>
-        <w:t>list</w:t>
+        <w:t>MultiSet</w:t>
       </w:r>
       <w:r>
         <w:rPr/>
-        <w:t>.h</w:t>
-      </w:r>
-      <w:r>
-        <w:rPr/>
-        <w:t>pp</w:t>
+        <w:t>.hpp</w:t>
       </w:r>
     </w:p>
     <w:p>
@@ -8006,7 +8000,7 @@
           <w:color w:val="000000"/>
           <w:sz w:val="20"/>
         </w:rPr>
-        <w:t>ILINOV_FEDOR_RIS_25_2B_LABS_PSTU_CS_List_H</w:t>
+        <w:t>ILINOV_FEDOR_RIS_25_2B_LABS_PSTU_CS_MultiSet_H</w:t>
         <w:br/>
       </w:r>
       <w:r>
@@ -8027,7 +8021,7 @@
           <w:color w:val="000000"/>
           <w:sz w:val="20"/>
         </w:rPr>
-        <w:t>ILINOV_FEDOR_RIS_25_2B_LABS_PSTU_CS_List_H</w:t>
+        <w:t>ILINOV_FEDOR_RIS_25_2B_LABS_PSTU_CS_MultiSet_H</w:t>
         <w:br/>
       </w:r>
       <w:r>
@@ -8048,7 +8042,7 @@
           <w:color w:val="067D17"/>
           <w:sz w:val="20"/>
         </w:rPr>
-        <w:t>&lt;set&gt;</w:t>
+        <w:t>"bidirectional.hpp"</w:t>
         <w:br/>
         <w:br/>
       </w:r>
@@ -8121,7 +8115,970 @@
           <w:color w:val="000000"/>
           <w:sz w:val="20"/>
         </w:rPr>
-        <w:t xml:space="preserve">List </w:t>
+        <w:t xml:space="preserve">MultiSet </w:t>
+      </w:r>
+      <w:r>
+        <w:rPr>
+          <w:rFonts w:ascii="JetBrains Mono" w:hAnsi="JetBrains Mono"/>
+          <w:b w:val="false"/>
+          <w:i w:val="false"/>
+          <w:color w:val="080808"/>
+          <w:sz w:val="20"/>
+        </w:rPr>
+        <w:t xml:space="preserve">: </w:t>
+      </w:r>
+      <w:r>
+        <w:rPr>
+          <w:rFonts w:ascii="JetBrains Mono" w:hAnsi="JetBrains Mono"/>
+          <w:b w:val="false"/>
+          <w:i w:val="false"/>
+          <w:color w:val="000000"/>
+          <w:sz w:val="20"/>
+        </w:rPr>
+        <w:t>BiList</w:t>
+      </w:r>
+      <w:r>
+        <w:rPr>
+          <w:rFonts w:ascii="JetBrains Mono" w:hAnsi="JetBrains Mono"/>
+          <w:b w:val="false"/>
+          <w:i w:val="false"/>
+          <w:color w:val="080808"/>
+          <w:sz w:val="20"/>
+        </w:rPr>
+        <w:t>&lt;</w:t>
+      </w:r>
+      <w:r>
+        <w:rPr>
+          <w:rFonts w:ascii="JetBrains Mono" w:hAnsi="JetBrains Mono"/>
+          <w:b w:val="false"/>
+          <w:i w:val="false"/>
+          <w:color w:val="000000"/>
+          <w:sz w:val="20"/>
+        </w:rPr>
+        <w:t>T</w:t>
+      </w:r>
+      <w:r>
+        <w:rPr>
+          <w:rFonts w:ascii="JetBrains Mono" w:hAnsi="JetBrains Mono"/>
+          <w:b w:val="false"/>
+          <w:i w:val="false"/>
+          <w:color w:val="080808"/>
+          <w:sz w:val="20"/>
+        </w:rPr>
+        <w:t>&gt; {</w:t>
+        <w:br/>
+      </w:r>
+      <w:r>
+        <w:rPr>
+          <w:rFonts w:ascii="JetBrains Mono" w:hAnsi="JetBrains Mono"/>
+          <w:b w:val="false"/>
+          <w:i w:val="false"/>
+          <w:color w:val="0033B3"/>
+          <w:sz w:val="20"/>
+        </w:rPr>
+        <w:t>public</w:t>
+      </w:r>
+      <w:r>
+        <w:rPr>
+          <w:rFonts w:ascii="JetBrains Mono" w:hAnsi="JetBrains Mono"/>
+          <w:b w:val="false"/>
+          <w:i w:val="false"/>
+          <w:color w:val="080808"/>
+          <w:sz w:val="20"/>
+        </w:rPr>
+        <w:t>:</w:t>
+        <w:br/>
+        <w:t xml:space="preserve">    </w:t>
+      </w:r>
+      <w:r>
+        <w:rPr>
+          <w:rFonts w:ascii="JetBrains Mono" w:hAnsi="JetBrains Mono"/>
+          <w:b w:val="false"/>
+          <w:i w:val="false"/>
+          <w:color w:val="0033B3"/>
+          <w:sz w:val="20"/>
+        </w:rPr>
+        <w:t xml:space="preserve">using </w:t>
+      </w:r>
+      <w:r>
+        <w:rPr>
+          <w:rFonts w:ascii="JetBrains Mono" w:hAnsi="JetBrains Mono"/>
+          <w:b w:val="false"/>
+          <w:i w:val="false"/>
+          <w:color w:val="000000"/>
+          <w:sz w:val="20"/>
+        </w:rPr>
+        <w:t xml:space="preserve">value_type </w:t>
+      </w:r>
+      <w:r>
+        <w:rPr>
+          <w:rFonts w:ascii="JetBrains Mono" w:hAnsi="JetBrains Mono"/>
+          <w:b w:val="false"/>
+          <w:i w:val="false"/>
+          <w:color w:val="080808"/>
+          <w:sz w:val="20"/>
+        </w:rPr>
+        <w:t xml:space="preserve">= </w:t>
+      </w:r>
+      <w:r>
+        <w:rPr>
+          <w:rFonts w:ascii="JetBrains Mono" w:hAnsi="JetBrains Mono"/>
+          <w:b w:val="false"/>
+          <w:i w:val="false"/>
+          <w:color w:val="000000"/>
+          <w:sz w:val="20"/>
+        </w:rPr>
+        <w:t>T</w:t>
+      </w:r>
+      <w:r>
+        <w:rPr>
+          <w:rFonts w:ascii="JetBrains Mono" w:hAnsi="JetBrains Mono"/>
+          <w:b w:val="false"/>
+          <w:i w:val="false"/>
+          <w:color w:val="080808"/>
+          <w:sz w:val="20"/>
+        </w:rPr>
+        <w:t>;</w:t>
+        <w:br/>
+        <w:br/>
+        <w:t xml:space="preserve">    </w:t>
+      </w:r>
+      <w:r>
+        <w:rPr>
+          <w:rFonts w:ascii="JetBrains Mono" w:hAnsi="JetBrains Mono"/>
+          <w:b w:val="false"/>
+          <w:i w:val="false"/>
+          <w:color w:val="00627A"/>
+          <w:sz w:val="20"/>
+        </w:rPr>
+        <w:t>MultiSet</w:t>
+      </w:r>
+      <w:r>
+        <w:rPr>
+          <w:rFonts w:ascii="JetBrains Mono" w:hAnsi="JetBrains Mono"/>
+          <w:b w:val="false"/>
+          <w:i w:val="false"/>
+          <w:color w:val="080808"/>
+          <w:sz w:val="20"/>
+        </w:rPr>
+        <w:t xml:space="preserve">() : </w:t>
+      </w:r>
+      <w:r>
+        <w:rPr>
+          <w:rFonts w:ascii="JetBrains Mono" w:hAnsi="JetBrains Mono"/>
+          <w:b w:val="false"/>
+          <w:i w:val="false"/>
+          <w:color w:val="000000"/>
+          <w:sz w:val="20"/>
+        </w:rPr>
+        <w:t>BiList</w:t>
+      </w:r>
+      <w:r>
+        <w:rPr>
+          <w:rFonts w:ascii="JetBrains Mono" w:hAnsi="JetBrains Mono"/>
+          <w:b w:val="false"/>
+          <w:i w:val="false"/>
+          <w:color w:val="080808"/>
+          <w:sz w:val="20"/>
+        </w:rPr>
+        <w:t>&lt;</w:t>
+      </w:r>
+      <w:r>
+        <w:rPr>
+          <w:rFonts w:ascii="JetBrains Mono" w:hAnsi="JetBrains Mono"/>
+          <w:b w:val="false"/>
+          <w:i w:val="false"/>
+          <w:color w:val="000000"/>
+          <w:sz w:val="20"/>
+        </w:rPr>
+        <w:t>T</w:t>
+      </w:r>
+      <w:r>
+        <w:rPr>
+          <w:rFonts w:ascii="JetBrains Mono" w:hAnsi="JetBrains Mono"/>
+          <w:b w:val="false"/>
+          <w:i w:val="false"/>
+          <w:color w:val="080808"/>
+          <w:sz w:val="20"/>
+        </w:rPr>
+        <w:t>&gt;() {</w:t>
+        <w:br/>
+        <w:t xml:space="preserve">    }</w:t>
+      </w:r>
+      <w:r>
+        <w:rPr>
+          <w:rFonts w:ascii="JetBrains Mono" w:hAnsi="JetBrains Mono"/>
+          <w:b w:val="false"/>
+          <w:i w:val="false"/>
+          <w:color w:val="808080"/>
+          <w:sz w:val="20"/>
+        </w:rPr>
+        <w:t>;</w:t>
+        <w:br/>
+        <w:br/>
+        <w:t xml:space="preserve">    </w:t>
+      </w:r>
+      <w:r>
+        <w:rPr>
+          <w:rFonts w:ascii="JetBrains Mono" w:hAnsi="JetBrains Mono"/>
+          <w:b w:val="false"/>
+          <w:i w:val="false"/>
+          <w:color w:val="00627A"/>
+          <w:sz w:val="20"/>
+        </w:rPr>
+        <w:t>MultiSet</w:t>
+      </w:r>
+      <w:r>
+        <w:rPr>
+          <w:rFonts w:ascii="JetBrains Mono" w:hAnsi="JetBrains Mono"/>
+          <w:b w:val="false"/>
+          <w:i w:val="false"/>
+          <w:color w:val="080808"/>
+          <w:sz w:val="20"/>
+        </w:rPr>
+        <w:t>(</w:t>
+      </w:r>
+      <w:r>
+        <w:rPr>
+          <w:rFonts w:ascii="JetBrains Mono" w:hAnsi="JetBrains Mono"/>
+          <w:b w:val="false"/>
+          <w:i w:val="false"/>
+          <w:color w:val="0033B3"/>
+          <w:sz w:val="20"/>
+        </w:rPr>
+        <w:t xml:space="preserve">const </w:t>
+      </w:r>
+      <w:r>
+        <w:rPr>
+          <w:rFonts w:ascii="JetBrains Mono" w:hAnsi="JetBrains Mono"/>
+          <w:b w:val="false"/>
+          <w:i w:val="false"/>
+          <w:color w:val="000000"/>
+          <w:sz w:val="20"/>
+        </w:rPr>
+        <w:t xml:space="preserve">MultiSet </w:t>
+      </w:r>
+      <w:r>
+        <w:rPr>
+          <w:rFonts w:ascii="JetBrains Mono" w:hAnsi="JetBrains Mono"/>
+          <w:b w:val="false"/>
+          <w:i w:val="false"/>
+          <w:color w:val="080808"/>
+          <w:sz w:val="20"/>
+        </w:rPr>
+        <w:t>&amp;</w:t>
+      </w:r>
+      <w:r>
+        <w:rPr>
+          <w:rFonts w:ascii="JetBrains Mono" w:hAnsi="JetBrains Mono"/>
+          <w:b w:val="false"/>
+          <w:i w:val="false"/>
+          <w:color w:val="000000"/>
+          <w:sz w:val="20"/>
+        </w:rPr>
+        <w:t>other</w:t>
+      </w:r>
+      <w:r>
+        <w:rPr>
+          <w:rFonts w:ascii="JetBrains Mono" w:hAnsi="JetBrains Mono"/>
+          <w:b w:val="false"/>
+          <w:i w:val="false"/>
+          <w:color w:val="080808"/>
+          <w:sz w:val="20"/>
+        </w:rPr>
+        <w:t xml:space="preserve">) : </w:t>
+      </w:r>
+      <w:r>
+        <w:rPr>
+          <w:rFonts w:ascii="JetBrains Mono" w:hAnsi="JetBrains Mono"/>
+          <w:b w:val="false"/>
+          <w:i w:val="false"/>
+          <w:color w:val="000000"/>
+          <w:sz w:val="20"/>
+        </w:rPr>
+        <w:t>BiList</w:t>
+      </w:r>
+      <w:r>
+        <w:rPr>
+          <w:rFonts w:ascii="JetBrains Mono" w:hAnsi="JetBrains Mono"/>
+          <w:b w:val="false"/>
+          <w:i w:val="false"/>
+          <w:color w:val="080808"/>
+          <w:sz w:val="20"/>
+        </w:rPr>
+        <w:t>&lt;</w:t>
+      </w:r>
+      <w:r>
+        <w:rPr>
+          <w:rFonts w:ascii="JetBrains Mono" w:hAnsi="JetBrains Mono"/>
+          <w:b w:val="false"/>
+          <w:i w:val="false"/>
+          <w:color w:val="000000"/>
+          <w:sz w:val="20"/>
+        </w:rPr>
+        <w:t>T</w:t>
+      </w:r>
+      <w:r>
+        <w:rPr>
+          <w:rFonts w:ascii="JetBrains Mono" w:hAnsi="JetBrains Mono"/>
+          <w:b w:val="false"/>
+          <w:i w:val="false"/>
+          <w:color w:val="080808"/>
+          <w:sz w:val="20"/>
+        </w:rPr>
+        <w:t>&gt;() {</w:t>
+        <w:br/>
+        <w:t xml:space="preserve">        </w:t>
+      </w:r>
+      <w:r>
+        <w:rPr>
+          <w:rFonts w:ascii="JetBrains Mono" w:hAnsi="JetBrains Mono"/>
+          <w:b w:val="false"/>
+          <w:i w:val="false"/>
+          <w:color w:val="0033B3"/>
+          <w:sz w:val="20"/>
+        </w:rPr>
+        <w:t xml:space="preserve">for </w:t>
+      </w:r>
+      <w:r>
+        <w:rPr>
+          <w:rFonts w:ascii="JetBrains Mono" w:hAnsi="JetBrains Mono"/>
+          <w:b w:val="false"/>
+          <w:i w:val="false"/>
+          <w:color w:val="080808"/>
+          <w:sz w:val="20"/>
+        </w:rPr>
+        <w:t>(</w:t>
+      </w:r>
+      <w:r>
+        <w:rPr>
+          <w:rFonts w:ascii="JetBrains Mono" w:hAnsi="JetBrains Mono"/>
+          <w:b w:val="false"/>
+          <w:i w:val="false"/>
+          <w:color w:val="0033B3"/>
+          <w:sz w:val="20"/>
+        </w:rPr>
+        <w:t xml:space="preserve">auto </w:t>
+      </w:r>
+      <w:r>
+        <w:rPr>
+          <w:rFonts w:ascii="JetBrains Mono" w:hAnsi="JetBrains Mono"/>
+          <w:b w:val="false"/>
+          <w:i w:val="false"/>
+          <w:color w:val="080808"/>
+          <w:sz w:val="20"/>
+        </w:rPr>
+        <w:t>&amp;</w:t>
+      </w:r>
+      <w:r>
+        <w:rPr>
+          <w:rFonts w:ascii="JetBrains Mono" w:hAnsi="JetBrains Mono"/>
+          <w:b w:val="false"/>
+          <w:i w:val="false"/>
+          <w:color w:val="000000"/>
+          <w:sz w:val="20"/>
+        </w:rPr>
+        <w:t>i</w:t>
+      </w:r>
+      <w:r>
+        <w:rPr>
+          <w:rFonts w:ascii="JetBrains Mono" w:hAnsi="JetBrains Mono"/>
+          <w:b w:val="false"/>
+          <w:i w:val="false"/>
+          <w:color w:val="080808"/>
+          <w:sz w:val="20"/>
+        </w:rPr>
+        <w:t xml:space="preserve">: </w:t>
+      </w:r>
+      <w:r>
+        <w:rPr>
+          <w:rFonts w:ascii="JetBrains Mono" w:hAnsi="JetBrains Mono"/>
+          <w:b w:val="false"/>
+          <w:i w:val="false"/>
+          <w:color w:val="000000"/>
+          <w:sz w:val="20"/>
+        </w:rPr>
+        <w:t>other</w:t>
+      </w:r>
+      <w:r>
+        <w:rPr>
+          <w:rFonts w:ascii="JetBrains Mono" w:hAnsi="JetBrains Mono"/>
+          <w:b w:val="false"/>
+          <w:i w:val="false"/>
+          <w:color w:val="080808"/>
+          <w:sz w:val="20"/>
+        </w:rPr>
+        <w:t>)</w:t>
+        <w:br/>
+        <w:t xml:space="preserve">            </w:t>
+      </w:r>
+      <w:r>
+        <w:rPr>
+          <w:rFonts w:ascii="JetBrains Mono" w:hAnsi="JetBrains Mono"/>
+          <w:b w:val="false"/>
+          <w:i w:val="false"/>
+          <w:color w:val="0033B3"/>
+          <w:sz w:val="20"/>
+        </w:rPr>
+        <w:t>this</w:t>
+      </w:r>
+      <w:r>
+        <w:rPr>
+          <w:rFonts w:ascii="JetBrains Mono" w:hAnsi="JetBrains Mono"/>
+          <w:b w:val="false"/>
+          <w:i w:val="false"/>
+          <w:color w:val="080808"/>
+          <w:sz w:val="20"/>
+        </w:rPr>
+        <w:t>-&gt;</w:t>
+      </w:r>
+      <w:r>
+        <w:rPr>
+          <w:rFonts w:ascii="JetBrains Mono" w:hAnsi="JetBrains Mono"/>
+          <w:b w:val="false"/>
+          <w:i w:val="false"/>
+          <w:color w:val="000000"/>
+          <w:sz w:val="20"/>
+        </w:rPr>
+        <w:t>push_back</w:t>
+      </w:r>
+      <w:r>
+        <w:rPr>
+          <w:rFonts w:ascii="JetBrains Mono" w:hAnsi="JetBrains Mono"/>
+          <w:b w:val="false"/>
+          <w:i w:val="false"/>
+          <w:color w:val="080808"/>
+          <w:sz w:val="20"/>
+        </w:rPr>
+        <w:t>(</w:t>
+      </w:r>
+      <w:r>
+        <w:rPr>
+          <w:rFonts w:ascii="JetBrains Mono" w:hAnsi="JetBrains Mono"/>
+          <w:b w:val="false"/>
+          <w:i w:val="false"/>
+          <w:color w:val="000000"/>
+          <w:sz w:val="20"/>
+        </w:rPr>
+        <w:t>i</w:t>
+      </w:r>
+      <w:r>
+        <w:rPr>
+          <w:rFonts w:ascii="JetBrains Mono" w:hAnsi="JetBrains Mono"/>
+          <w:b w:val="false"/>
+          <w:i w:val="false"/>
+          <w:color w:val="080808"/>
+          <w:sz w:val="20"/>
+        </w:rPr>
+        <w:t>);</w:t>
+        <w:br/>
+        <w:t xml:space="preserve">    }</w:t>
+      </w:r>
+      <w:r>
+        <w:rPr>
+          <w:rFonts w:ascii="JetBrains Mono" w:hAnsi="JetBrains Mono"/>
+          <w:b w:val="false"/>
+          <w:i w:val="false"/>
+          <w:color w:val="808080"/>
+          <w:sz w:val="20"/>
+        </w:rPr>
+        <w:t>;</w:t>
+        <w:br/>
+        <w:br/>
+        <w:t xml:space="preserve">    </w:t>
+      </w:r>
+      <w:r>
+        <w:rPr>
+          <w:rFonts w:ascii="JetBrains Mono" w:hAnsi="JetBrains Mono"/>
+          <w:b w:val="false"/>
+          <w:i w:val="false"/>
+          <w:color w:val="000000"/>
+          <w:sz w:val="20"/>
+        </w:rPr>
+        <w:t xml:space="preserve">MultiSet </w:t>
+      </w:r>
+      <w:r>
+        <w:rPr>
+          <w:rFonts w:ascii="JetBrains Mono" w:hAnsi="JetBrains Mono"/>
+          <w:b w:val="false"/>
+          <w:i w:val="false"/>
+          <w:color w:val="080808"/>
+          <w:sz w:val="20"/>
+        </w:rPr>
+        <w:t>&amp;</w:t>
+      </w:r>
+      <w:r>
+        <w:rPr>
+          <w:rFonts w:ascii="JetBrains Mono" w:hAnsi="JetBrains Mono"/>
+          <w:b w:val="false"/>
+          <w:i w:val="false"/>
+          <w:color w:val="0033B3"/>
+          <w:sz w:val="20"/>
+        </w:rPr>
+        <w:t>operator</w:t>
+      </w:r>
+      <w:r>
+        <w:rPr>
+          <w:rFonts w:ascii="JetBrains Mono" w:hAnsi="JetBrains Mono"/>
+          <w:b w:val="false"/>
+          <w:i w:val="false"/>
+          <w:color w:val="080808"/>
+          <w:sz w:val="20"/>
+        </w:rPr>
+        <w:t>=(</w:t>
+      </w:r>
+      <w:r>
+        <w:rPr>
+          <w:rFonts w:ascii="JetBrains Mono" w:hAnsi="JetBrains Mono"/>
+          <w:b w:val="false"/>
+          <w:i w:val="false"/>
+          <w:color w:val="0033B3"/>
+          <w:sz w:val="20"/>
+        </w:rPr>
+        <w:t xml:space="preserve">const </w:t>
+      </w:r>
+      <w:r>
+        <w:rPr>
+          <w:rFonts w:ascii="JetBrains Mono" w:hAnsi="JetBrains Mono"/>
+          <w:b w:val="false"/>
+          <w:i w:val="false"/>
+          <w:color w:val="000000"/>
+          <w:sz w:val="20"/>
+        </w:rPr>
+        <w:t xml:space="preserve">MultiSet </w:t>
+      </w:r>
+      <w:r>
+        <w:rPr>
+          <w:rFonts w:ascii="JetBrains Mono" w:hAnsi="JetBrains Mono"/>
+          <w:b w:val="false"/>
+          <w:i w:val="false"/>
+          <w:color w:val="080808"/>
+          <w:sz w:val="20"/>
+        </w:rPr>
+        <w:t>&amp;</w:t>
+      </w:r>
+      <w:r>
+        <w:rPr>
+          <w:rFonts w:ascii="JetBrains Mono" w:hAnsi="JetBrains Mono"/>
+          <w:b w:val="false"/>
+          <w:i w:val="false"/>
+          <w:color w:val="000000"/>
+          <w:sz w:val="20"/>
+        </w:rPr>
+        <w:t>other</w:t>
+      </w:r>
+      <w:r>
+        <w:rPr>
+          <w:rFonts w:ascii="JetBrains Mono" w:hAnsi="JetBrains Mono"/>
+          <w:b w:val="false"/>
+          <w:i w:val="false"/>
+          <w:color w:val="080808"/>
+          <w:sz w:val="20"/>
+        </w:rPr>
+        <w:t>) {</w:t>
+        <w:br/>
+        <w:t xml:space="preserve">        </w:t>
+      </w:r>
+      <w:r>
+        <w:rPr>
+          <w:rFonts w:ascii="JetBrains Mono" w:hAnsi="JetBrains Mono"/>
+          <w:b w:val="false"/>
+          <w:i w:val="false"/>
+          <w:color w:val="0033B3"/>
+          <w:sz w:val="20"/>
+        </w:rPr>
+        <w:t>this</w:t>
+      </w:r>
+      <w:r>
+        <w:rPr>
+          <w:rFonts w:ascii="JetBrains Mono" w:hAnsi="JetBrains Mono"/>
+          <w:b w:val="false"/>
+          <w:i w:val="false"/>
+          <w:color w:val="080808"/>
+          <w:sz w:val="20"/>
+        </w:rPr>
+        <w:t>-&gt;</w:t>
+      </w:r>
+      <w:r>
+        <w:rPr>
+          <w:rFonts w:ascii="JetBrains Mono" w:hAnsi="JetBrains Mono"/>
+          <w:b w:val="false"/>
+          <w:i w:val="false"/>
+          <w:color w:val="000000"/>
+          <w:sz w:val="20"/>
+        </w:rPr>
+        <w:t>clear</w:t>
+      </w:r>
+      <w:r>
+        <w:rPr>
+          <w:rFonts w:ascii="JetBrains Mono" w:hAnsi="JetBrains Mono"/>
+          <w:b w:val="false"/>
+          <w:i w:val="false"/>
+          <w:color w:val="080808"/>
+          <w:sz w:val="20"/>
+        </w:rPr>
+        <w:t>();</w:t>
+        <w:br/>
+        <w:t xml:space="preserve">        </w:t>
+      </w:r>
+      <w:r>
+        <w:rPr>
+          <w:rFonts w:ascii="JetBrains Mono" w:hAnsi="JetBrains Mono"/>
+          <w:b w:val="false"/>
+          <w:i w:val="false"/>
+          <w:color w:val="0033B3"/>
+          <w:sz w:val="20"/>
+        </w:rPr>
+        <w:t xml:space="preserve">for </w:t>
+      </w:r>
+      <w:r>
+        <w:rPr>
+          <w:rFonts w:ascii="JetBrains Mono" w:hAnsi="JetBrains Mono"/>
+          <w:b w:val="false"/>
+          <w:i w:val="false"/>
+          <w:color w:val="080808"/>
+          <w:sz w:val="20"/>
+        </w:rPr>
+        <w:t>(</w:t>
+      </w:r>
+      <w:r>
+        <w:rPr>
+          <w:rFonts w:ascii="JetBrains Mono" w:hAnsi="JetBrains Mono"/>
+          <w:b w:val="false"/>
+          <w:i w:val="false"/>
+          <w:color w:val="000000"/>
+          <w:sz w:val="20"/>
+        </w:rPr>
+        <w:t>Iterator</w:t>
+      </w:r>
+      <w:r>
+        <w:rPr>
+          <w:rFonts w:ascii="JetBrains Mono" w:hAnsi="JetBrains Mono"/>
+          <w:b w:val="false"/>
+          <w:i w:val="false"/>
+          <w:color w:val="080808"/>
+          <w:sz w:val="20"/>
+        </w:rPr>
+        <w:t>&lt;</w:t>
+      </w:r>
+      <w:r>
+        <w:rPr>
+          <w:rFonts w:ascii="JetBrains Mono" w:hAnsi="JetBrains Mono"/>
+          <w:b w:val="false"/>
+          <w:i w:val="false"/>
+          <w:color w:val="000000"/>
+          <w:sz w:val="20"/>
+        </w:rPr>
+        <w:t>T</w:t>
+      </w:r>
+      <w:r>
+        <w:rPr>
+          <w:rFonts w:ascii="JetBrains Mono" w:hAnsi="JetBrains Mono"/>
+          <w:b w:val="false"/>
+          <w:i w:val="false"/>
+          <w:color w:val="080808"/>
+          <w:sz w:val="20"/>
+        </w:rPr>
+        <w:t xml:space="preserve">&gt; </w:t>
+      </w:r>
+      <w:r>
+        <w:rPr>
+          <w:rFonts w:ascii="JetBrains Mono" w:hAnsi="JetBrains Mono"/>
+          <w:b w:val="false"/>
+          <w:i w:val="false"/>
+          <w:color w:val="000000"/>
+          <w:sz w:val="20"/>
+        </w:rPr>
+        <w:t xml:space="preserve">i </w:t>
+      </w:r>
+      <w:r>
+        <w:rPr>
+          <w:rFonts w:ascii="JetBrains Mono" w:hAnsi="JetBrains Mono"/>
+          <w:b w:val="false"/>
+          <w:i w:val="false"/>
+          <w:color w:val="080808"/>
+          <w:sz w:val="20"/>
+        </w:rPr>
+        <w:t xml:space="preserve">= </w:t>
+      </w:r>
+      <w:r>
+        <w:rPr>
+          <w:rFonts w:ascii="JetBrains Mono" w:hAnsi="JetBrains Mono"/>
+          <w:b w:val="false"/>
+          <w:i w:val="false"/>
+          <w:color w:val="000000"/>
+          <w:sz w:val="20"/>
+        </w:rPr>
+        <w:t>other</w:t>
+      </w:r>
+      <w:r>
+        <w:rPr>
+          <w:rFonts w:ascii="JetBrains Mono" w:hAnsi="JetBrains Mono"/>
+          <w:b w:val="false"/>
+          <w:i w:val="false"/>
+          <w:color w:val="080808"/>
+          <w:sz w:val="20"/>
+        </w:rPr>
+        <w:t>.</w:t>
+      </w:r>
+      <w:r>
+        <w:rPr>
+          <w:rFonts w:ascii="JetBrains Mono" w:hAnsi="JetBrains Mono"/>
+          <w:b w:val="false"/>
+          <w:i w:val="false"/>
+          <w:color w:val="000000"/>
+          <w:sz w:val="20"/>
+        </w:rPr>
+        <w:t>begin</w:t>
+      </w:r>
+      <w:r>
+        <w:rPr>
+          <w:rFonts w:ascii="JetBrains Mono" w:hAnsi="JetBrains Mono"/>
+          <w:b w:val="false"/>
+          <w:i w:val="false"/>
+          <w:color w:val="080808"/>
+          <w:sz w:val="20"/>
+        </w:rPr>
+        <w:t xml:space="preserve">(); </w:t>
+      </w:r>
+      <w:r>
+        <w:rPr>
+          <w:rFonts w:ascii="JetBrains Mono" w:hAnsi="JetBrains Mono"/>
+          <w:b w:val="false"/>
+          <w:i w:val="false"/>
+          <w:color w:val="000000"/>
+          <w:sz w:val="20"/>
+        </w:rPr>
+        <w:t xml:space="preserve">i </w:t>
+      </w:r>
+      <w:r>
+        <w:rPr>
+          <w:rFonts w:ascii="JetBrains Mono" w:hAnsi="JetBrains Mono"/>
+          <w:b w:val="false"/>
+          <w:i w:val="false"/>
+          <w:color w:val="080808"/>
+          <w:sz w:val="20"/>
+        </w:rPr>
+        <w:t xml:space="preserve">!= </w:t>
+      </w:r>
+      <w:r>
+        <w:rPr>
+          <w:rFonts w:ascii="JetBrains Mono" w:hAnsi="JetBrains Mono"/>
+          <w:b w:val="false"/>
+          <w:i w:val="false"/>
+          <w:color w:val="000000"/>
+          <w:sz w:val="20"/>
+        </w:rPr>
+        <w:t>other</w:t>
+      </w:r>
+      <w:r>
+        <w:rPr>
+          <w:rFonts w:ascii="JetBrains Mono" w:hAnsi="JetBrains Mono"/>
+          <w:b w:val="false"/>
+          <w:i w:val="false"/>
+          <w:color w:val="080808"/>
+          <w:sz w:val="20"/>
+        </w:rPr>
+        <w:t>.</w:t>
+      </w:r>
+      <w:r>
+        <w:rPr>
+          <w:rFonts w:ascii="JetBrains Mono" w:hAnsi="JetBrains Mono"/>
+          <w:b w:val="false"/>
+          <w:i w:val="false"/>
+          <w:color w:val="000000"/>
+          <w:sz w:val="20"/>
+        </w:rPr>
+        <w:t>end</w:t>
+      </w:r>
+      <w:r>
+        <w:rPr>
+          <w:rFonts w:ascii="JetBrains Mono" w:hAnsi="JetBrains Mono"/>
+          <w:b w:val="false"/>
+          <w:i w:val="false"/>
+          <w:color w:val="080808"/>
+          <w:sz w:val="20"/>
+        </w:rPr>
+        <w:t>(); ++</w:t>
+      </w:r>
+      <w:r>
+        <w:rPr>
+          <w:rFonts w:ascii="JetBrains Mono" w:hAnsi="JetBrains Mono"/>
+          <w:b w:val="false"/>
+          <w:i w:val="false"/>
+          <w:color w:val="000000"/>
+          <w:sz w:val="20"/>
+        </w:rPr>
+        <w:t>i</w:t>
+      </w:r>
+      <w:r>
+        <w:rPr>
+          <w:rFonts w:ascii="JetBrains Mono" w:hAnsi="JetBrains Mono"/>
+          <w:b w:val="false"/>
+          <w:i w:val="false"/>
+          <w:color w:val="080808"/>
+          <w:sz w:val="20"/>
+        </w:rPr>
+        <w:t>)</w:t>
+        <w:br/>
+        <w:t xml:space="preserve">                </w:t>
+      </w:r>
+      <w:r>
+        <w:rPr>
+          <w:rFonts w:ascii="JetBrains Mono" w:hAnsi="JetBrains Mono"/>
+          <w:b w:val="false"/>
+          <w:i w:val="false"/>
+          <w:color w:val="0033B3"/>
+          <w:sz w:val="20"/>
+        </w:rPr>
+        <w:t>this</w:t>
+      </w:r>
+      <w:r>
+        <w:rPr>
+          <w:rFonts w:ascii="JetBrains Mono" w:hAnsi="JetBrains Mono"/>
+          <w:b w:val="false"/>
+          <w:i w:val="false"/>
+          <w:color w:val="080808"/>
+          <w:sz w:val="20"/>
+        </w:rPr>
+        <w:t>-&gt;</w:t>
+      </w:r>
+      <w:r>
+        <w:rPr>
+          <w:rFonts w:ascii="JetBrains Mono" w:hAnsi="JetBrains Mono"/>
+          <w:b w:val="false"/>
+          <w:i w:val="false"/>
+          <w:color w:val="000000"/>
+          <w:sz w:val="20"/>
+        </w:rPr>
+        <w:t>push_back</w:t>
+      </w:r>
+      <w:r>
+        <w:rPr>
+          <w:rFonts w:ascii="JetBrains Mono" w:hAnsi="JetBrains Mono"/>
+          <w:b w:val="false"/>
+          <w:i w:val="false"/>
+          <w:color w:val="080808"/>
+          <w:sz w:val="20"/>
+        </w:rPr>
+        <w:t>(*</w:t>
+      </w:r>
+      <w:r>
+        <w:rPr>
+          <w:rFonts w:ascii="JetBrains Mono" w:hAnsi="JetBrains Mono"/>
+          <w:b w:val="false"/>
+          <w:i w:val="false"/>
+          <w:color w:val="000000"/>
+          <w:sz w:val="20"/>
+        </w:rPr>
+        <w:t>i</w:t>
+      </w:r>
+      <w:r>
+        <w:rPr>
+          <w:rFonts w:ascii="JetBrains Mono" w:hAnsi="JetBrains Mono"/>
+          <w:b w:val="false"/>
+          <w:i w:val="false"/>
+          <w:color w:val="080808"/>
+          <w:sz w:val="20"/>
+        </w:rPr>
+        <w:t>);</w:t>
+        <w:br/>
+        <w:t xml:space="preserve">        </w:t>
+      </w:r>
+      <w:r>
+        <w:rPr>
+          <w:rFonts w:ascii="JetBrains Mono" w:hAnsi="JetBrains Mono"/>
+          <w:b w:val="false"/>
+          <w:i w:val="false"/>
+          <w:color w:val="0033B3"/>
+          <w:sz w:val="20"/>
+        </w:rPr>
+        <w:t xml:space="preserve">return </w:t>
+      </w:r>
+      <w:r>
+        <w:rPr>
+          <w:rFonts w:ascii="JetBrains Mono" w:hAnsi="JetBrains Mono"/>
+          <w:b w:val="false"/>
+          <w:i w:val="false"/>
+          <w:color w:val="080808"/>
+          <w:sz w:val="20"/>
+        </w:rPr>
+        <w:t>*</w:t>
+      </w:r>
+      <w:r>
+        <w:rPr>
+          <w:rFonts w:ascii="JetBrains Mono" w:hAnsi="JetBrains Mono"/>
+          <w:b w:val="false"/>
+          <w:i w:val="false"/>
+          <w:color w:val="0033B3"/>
+          <w:sz w:val="20"/>
+        </w:rPr>
+        <w:t>this</w:t>
+      </w:r>
+      <w:r>
+        <w:rPr>
+          <w:rFonts w:ascii="JetBrains Mono" w:hAnsi="JetBrains Mono"/>
+          <w:b w:val="false"/>
+          <w:i w:val="false"/>
+          <w:color w:val="080808"/>
+          <w:sz w:val="20"/>
+        </w:rPr>
+        <w:t>;</w:t>
+        <w:br/>
+        <w:t xml:space="preserve">    }</w:t>
+      </w:r>
+      <w:r>
+        <w:rPr>
+          <w:rFonts w:ascii="JetBrains Mono" w:hAnsi="JetBrains Mono"/>
+          <w:b w:val="false"/>
+          <w:i w:val="false"/>
+          <w:color w:val="808080"/>
+          <w:sz w:val="20"/>
+        </w:rPr>
+        <w:t>;</w:t>
+        <w:br/>
+        <w:br/>
+        <w:t xml:space="preserve">    </w:t>
+      </w:r>
+      <w:r>
+        <w:rPr>
+          <w:rFonts w:ascii="JetBrains Mono" w:hAnsi="JetBrains Mono"/>
+          <w:b w:val="false"/>
+          <w:i w:val="false"/>
+          <w:color w:val="0033B3"/>
+          <w:sz w:val="20"/>
+        </w:rPr>
+        <w:t xml:space="preserve">bool </w:t>
+      </w:r>
+      <w:r>
+        <w:rPr>
+          <w:rFonts w:ascii="JetBrains Mono" w:hAnsi="JetBrains Mono"/>
+          <w:b w:val="false"/>
+          <w:i w:val="false"/>
+          <w:color w:val="00627A"/>
+          <w:sz w:val="20"/>
+        </w:rPr>
+        <w:t>empty</w:t>
+      </w:r>
+      <w:r>
+        <w:rPr>
+          <w:rFonts w:ascii="JetBrains Mono" w:hAnsi="JetBrains Mono"/>
+          <w:b w:val="false"/>
+          <w:i w:val="false"/>
+          <w:color w:val="080808"/>
+          <w:sz w:val="20"/>
+        </w:rPr>
+        <w:t xml:space="preserve">() </w:t>
+      </w:r>
+      <w:r>
+        <w:rPr>
+          <w:rFonts w:ascii="JetBrains Mono" w:hAnsi="JetBrains Mono"/>
+          <w:b w:val="false"/>
+          <w:i w:val="false"/>
+          <w:color w:val="0033B3"/>
+          <w:sz w:val="20"/>
+        </w:rPr>
+        <w:t xml:space="preserve">const </w:t>
       </w:r>
       <w:r>
         <w:rPr>
@@ -8133,37 +9090,154 @@
         </w:rPr>
         <w:t>{</w:t>
         <w:br/>
-        <w:t xml:space="preserve"> </w:t>
-      </w:r>
-      <w:r>
-        <w:rPr>
-          <w:rFonts w:ascii="JetBrains Mono" w:hAnsi="JetBrains Mono"/>
-          <w:b w:val="false"/>
-          <w:i w:val="false"/>
-          <w:color w:val="000000"/>
-          <w:sz w:val="20"/>
-        </w:rPr>
-        <w:t>std</w:t>
-      </w:r>
-      <w:r>
-        <w:rPr>
-          <w:rFonts w:ascii="JetBrains Mono" w:hAnsi="JetBrains Mono"/>
-          <w:b w:val="false"/>
-          <w:i w:val="false"/>
-          <w:color w:val="080808"/>
-          <w:sz w:val="20"/>
-        </w:rPr>
-        <w:t>::</w:t>
-      </w:r>
-      <w:r>
-        <w:rPr>
-          <w:rFonts w:ascii="JetBrains Mono" w:hAnsi="JetBrains Mono"/>
-          <w:b w:val="false"/>
-          <w:i w:val="false"/>
-          <w:color w:val="000000"/>
-          <w:sz w:val="20"/>
-        </w:rPr>
-        <w:t>multiset</w:t>
+        <w:t xml:space="preserve">        </w:t>
+      </w:r>
+      <w:r>
+        <w:rPr>
+          <w:rFonts w:ascii="JetBrains Mono" w:hAnsi="JetBrains Mono"/>
+          <w:b w:val="false"/>
+          <w:i w:val="false"/>
+          <w:color w:val="0033B3"/>
+          <w:sz w:val="20"/>
+        </w:rPr>
+        <w:t xml:space="preserve">return </w:t>
+      </w:r>
+      <w:r>
+        <w:rPr>
+          <w:rFonts w:ascii="JetBrains Mono" w:hAnsi="JetBrains Mono"/>
+          <w:b w:val="false"/>
+          <w:i w:val="false"/>
+          <w:color w:val="080808"/>
+          <w:sz w:val="20"/>
+        </w:rPr>
+        <w:t>!</w:t>
+      </w:r>
+      <w:r>
+        <w:rPr>
+          <w:rFonts w:ascii="JetBrains Mono" w:hAnsi="JetBrains Mono"/>
+          <w:b w:val="false"/>
+          <w:i w:val="false"/>
+          <w:color w:val="0033B3"/>
+          <w:sz w:val="20"/>
+        </w:rPr>
+        <w:t>this</w:t>
+      </w:r>
+      <w:r>
+        <w:rPr>
+          <w:rFonts w:ascii="JetBrains Mono" w:hAnsi="JetBrains Mono"/>
+          <w:b w:val="false"/>
+          <w:i w:val="false"/>
+          <w:color w:val="080808"/>
+          <w:sz w:val="20"/>
+        </w:rPr>
+        <w:t>-&gt;</w:t>
+      </w:r>
+      <w:r>
+        <w:rPr>
+          <w:rFonts w:ascii="JetBrains Mono" w:hAnsi="JetBrains Mono"/>
+          <w:b w:val="false"/>
+          <w:i w:val="false"/>
+          <w:color w:val="000000"/>
+          <w:sz w:val="20"/>
+        </w:rPr>
+        <w:t>length</w:t>
+      </w:r>
+      <w:r>
+        <w:rPr>
+          <w:rFonts w:ascii="JetBrains Mono" w:hAnsi="JetBrains Mono"/>
+          <w:b w:val="false"/>
+          <w:i w:val="false"/>
+          <w:color w:val="080808"/>
+          <w:sz w:val="20"/>
+        </w:rPr>
+        <w:t>;</w:t>
+        <w:br/>
+        <w:t xml:space="preserve">    }</w:t>
+      </w:r>
+      <w:r>
+        <w:rPr>
+          <w:rFonts w:ascii="JetBrains Mono" w:hAnsi="JetBrains Mono"/>
+          <w:b w:val="false"/>
+          <w:i w:val="false"/>
+          <w:color w:val="808080"/>
+          <w:sz w:val="20"/>
+        </w:rPr>
+        <w:t>;</w:t>
+        <w:br/>
+        <w:br/>
+        <w:t xml:space="preserve">    </w:t>
+      </w:r>
+      <w:r>
+        <w:rPr>
+          <w:rFonts w:ascii="JetBrains Mono" w:hAnsi="JetBrains Mono"/>
+          <w:b w:val="false"/>
+          <w:i w:val="false"/>
+          <w:color w:val="000000"/>
+          <w:sz w:val="20"/>
+        </w:rPr>
+        <w:t xml:space="preserve">size_t </w:t>
+      </w:r>
+      <w:r>
+        <w:rPr>
+          <w:rFonts w:ascii="JetBrains Mono" w:hAnsi="JetBrains Mono"/>
+          <w:b w:val="false"/>
+          <w:i w:val="false"/>
+          <w:color w:val="00627A"/>
+          <w:sz w:val="20"/>
+        </w:rPr>
+        <w:t>size</w:t>
+      </w:r>
+      <w:r>
+        <w:rPr>
+          <w:rFonts w:ascii="JetBrains Mono" w:hAnsi="JetBrains Mono"/>
+          <w:b w:val="false"/>
+          <w:i w:val="false"/>
+          <w:color w:val="080808"/>
+          <w:sz w:val="20"/>
+        </w:rPr>
+        <w:t xml:space="preserve">() </w:t>
+      </w:r>
+      <w:r>
+        <w:rPr>
+          <w:rFonts w:ascii="JetBrains Mono" w:hAnsi="JetBrains Mono"/>
+          <w:b w:val="false"/>
+          <w:i w:val="false"/>
+          <w:color w:val="0033B3"/>
+          <w:sz w:val="20"/>
+        </w:rPr>
+        <w:t xml:space="preserve">const </w:t>
+      </w:r>
+      <w:r>
+        <w:rPr>
+          <w:rFonts w:ascii="JetBrains Mono" w:hAnsi="JetBrains Mono"/>
+          <w:b w:val="false"/>
+          <w:i w:val="false"/>
+          <w:color w:val="080808"/>
+          <w:sz w:val="20"/>
+        </w:rPr>
+        <w:t>{</w:t>
+        <w:br/>
+        <w:t xml:space="preserve">        </w:t>
+      </w:r>
+      <w:r>
+        <w:rPr>
+          <w:rFonts w:ascii="JetBrains Mono" w:hAnsi="JetBrains Mono"/>
+          <w:b w:val="false"/>
+          <w:i w:val="false"/>
+          <w:color w:val="0033B3"/>
+          <w:sz w:val="20"/>
+        </w:rPr>
+        <w:t xml:space="preserve">return </w:t>
+      </w:r>
+      <w:r>
+        <w:rPr>
+          <w:rFonts w:ascii="JetBrains Mono" w:hAnsi="JetBrains Mono"/>
+          <w:b w:val="false"/>
+          <w:i w:val="false"/>
+          <w:color w:val="000000"/>
+          <w:sz w:val="20"/>
+        </w:rPr>
+        <w:t>BiList</w:t>
       </w:r>
       <w:r>
         <w:rPr>
@@ -8193,6 +9267,235 @@
           <w:color w:val="080808"/>
           <w:sz w:val="20"/>
         </w:rPr>
+        <w:t>&gt;::</w:t>
+      </w:r>
+      <w:r>
+        <w:rPr>
+          <w:rFonts w:ascii="JetBrains Mono" w:hAnsi="JetBrains Mono"/>
+          <w:b w:val="false"/>
+          <w:i w:val="false"/>
+          <w:color w:val="000000"/>
+          <w:sz w:val="20"/>
+        </w:rPr>
+        <w:t>size</w:t>
+      </w:r>
+      <w:r>
+        <w:rPr>
+          <w:rFonts w:ascii="JetBrains Mono" w:hAnsi="JetBrains Mono"/>
+          <w:b w:val="false"/>
+          <w:i w:val="false"/>
+          <w:color w:val="080808"/>
+          <w:sz w:val="20"/>
+        </w:rPr>
+        <w:t>();</w:t>
+        <w:br/>
+        <w:t xml:space="preserve">    }</w:t>
+      </w:r>
+      <w:r>
+        <w:rPr>
+          <w:rFonts w:ascii="JetBrains Mono" w:hAnsi="JetBrains Mono"/>
+          <w:b w:val="false"/>
+          <w:i w:val="false"/>
+          <w:color w:val="808080"/>
+          <w:sz w:val="20"/>
+        </w:rPr>
+        <w:t>;</w:t>
+        <w:br/>
+        <w:br/>
+        <w:t xml:space="preserve">    </w:t>
+      </w:r>
+      <w:r>
+        <w:rPr>
+          <w:rFonts w:ascii="JetBrains Mono" w:hAnsi="JetBrains Mono"/>
+          <w:b w:val="false"/>
+          <w:i w:val="false"/>
+          <w:color w:val="0033B3"/>
+          <w:sz w:val="20"/>
+        </w:rPr>
+        <w:t xml:space="preserve">void </w:t>
+      </w:r>
+      <w:r>
+        <w:rPr>
+          <w:rFonts w:ascii="JetBrains Mono" w:hAnsi="JetBrains Mono"/>
+          <w:b w:val="false"/>
+          <w:i w:val="false"/>
+          <w:color w:val="00627A"/>
+          <w:sz w:val="20"/>
+        </w:rPr>
+        <w:t>insert</w:t>
+      </w:r>
+      <w:r>
+        <w:rPr>
+          <w:rFonts w:ascii="JetBrains Mono" w:hAnsi="JetBrains Mono"/>
+          <w:b w:val="false"/>
+          <w:i w:val="false"/>
+          <w:color w:val="080808"/>
+          <w:sz w:val="20"/>
+        </w:rPr>
+        <w:t>(</w:t>
+      </w:r>
+      <w:r>
+        <w:rPr>
+          <w:rFonts w:ascii="JetBrains Mono" w:hAnsi="JetBrains Mono"/>
+          <w:b w:val="false"/>
+          <w:i w:val="false"/>
+          <w:color w:val="0033B3"/>
+          <w:sz w:val="20"/>
+        </w:rPr>
+        <w:t xml:space="preserve">const </w:t>
+      </w:r>
+      <w:r>
+        <w:rPr>
+          <w:rFonts w:ascii="JetBrains Mono" w:hAnsi="JetBrains Mono"/>
+          <w:b w:val="false"/>
+          <w:i w:val="false"/>
+          <w:color w:val="000000"/>
+          <w:sz w:val="20"/>
+        </w:rPr>
+        <w:t xml:space="preserve">T </w:t>
+      </w:r>
+      <w:r>
+        <w:rPr>
+          <w:rFonts w:ascii="JetBrains Mono" w:hAnsi="JetBrains Mono"/>
+          <w:b w:val="false"/>
+          <w:i w:val="false"/>
+          <w:color w:val="080808"/>
+          <w:sz w:val="20"/>
+        </w:rPr>
+        <w:t>&amp;</w:t>
+      </w:r>
+      <w:r>
+        <w:rPr>
+          <w:rFonts w:ascii="JetBrains Mono" w:hAnsi="JetBrains Mono"/>
+          <w:b w:val="false"/>
+          <w:i w:val="false"/>
+          <w:color w:val="000000"/>
+          <w:sz w:val="20"/>
+        </w:rPr>
+        <w:t>value</w:t>
+      </w:r>
+      <w:r>
+        <w:rPr>
+          <w:rFonts w:ascii="JetBrains Mono" w:hAnsi="JetBrains Mono"/>
+          <w:b w:val="false"/>
+          <w:i w:val="false"/>
+          <w:color w:val="080808"/>
+          <w:sz w:val="20"/>
+        </w:rPr>
+        <w:t>) {</w:t>
+        <w:br/>
+        <w:t xml:space="preserve">        </w:t>
+      </w:r>
+      <w:r>
+        <w:rPr>
+          <w:rFonts w:ascii="JetBrains Mono" w:hAnsi="JetBrains Mono"/>
+          <w:b w:val="false"/>
+          <w:i w:val="false"/>
+          <w:color w:val="0033B3"/>
+          <w:sz w:val="20"/>
+        </w:rPr>
+        <w:t xml:space="preserve">int </w:t>
+      </w:r>
+      <w:r>
+        <w:rPr>
+          <w:rFonts w:ascii="JetBrains Mono" w:hAnsi="JetBrains Mono"/>
+          <w:b w:val="false"/>
+          <w:i w:val="false"/>
+          <w:color w:val="000000"/>
+          <w:sz w:val="20"/>
+        </w:rPr>
+        <w:t xml:space="preserve">idx </w:t>
+      </w:r>
+      <w:r>
+        <w:rPr>
+          <w:rFonts w:ascii="JetBrains Mono" w:hAnsi="JetBrains Mono"/>
+          <w:b w:val="false"/>
+          <w:i w:val="false"/>
+          <w:color w:val="080808"/>
+          <w:sz w:val="20"/>
+        </w:rPr>
+        <w:t xml:space="preserve">= </w:t>
+      </w:r>
+      <w:r>
+        <w:rPr>
+          <w:rFonts w:ascii="JetBrains Mono" w:hAnsi="JetBrains Mono"/>
+          <w:b w:val="false"/>
+          <w:i w:val="false"/>
+          <w:color w:val="1750EB"/>
+          <w:sz w:val="20"/>
+        </w:rPr>
+        <w:t>0</w:t>
+      </w:r>
+      <w:r>
+        <w:rPr>
+          <w:rFonts w:ascii="JetBrains Mono" w:hAnsi="JetBrains Mono"/>
+          <w:b w:val="false"/>
+          <w:i w:val="false"/>
+          <w:color w:val="080808"/>
+          <w:sz w:val="20"/>
+        </w:rPr>
+        <w:t>;</w:t>
+        <w:br/>
+        <w:t xml:space="preserve">        </w:t>
+      </w:r>
+      <w:r>
+        <w:rPr>
+          <w:rFonts w:ascii="JetBrains Mono" w:hAnsi="JetBrains Mono"/>
+          <w:b w:val="false"/>
+          <w:i w:val="false"/>
+          <w:color w:val="0033B3"/>
+          <w:sz w:val="20"/>
+        </w:rPr>
+        <w:t xml:space="preserve">for </w:t>
+      </w:r>
+      <w:r>
+        <w:rPr>
+          <w:rFonts w:ascii="JetBrains Mono" w:hAnsi="JetBrains Mono"/>
+          <w:b w:val="false"/>
+          <w:i w:val="false"/>
+          <w:color w:val="080808"/>
+          <w:sz w:val="20"/>
+        </w:rPr>
+        <w:t>(</w:t>
+      </w:r>
+      <w:r>
+        <w:rPr>
+          <w:rFonts w:ascii="JetBrains Mono" w:hAnsi="JetBrains Mono"/>
+          <w:b w:val="false"/>
+          <w:i w:val="false"/>
+          <w:color w:val="000000"/>
+          <w:sz w:val="20"/>
+        </w:rPr>
+        <w:t>Iterator</w:t>
+      </w:r>
+      <w:r>
+        <w:rPr>
+          <w:rFonts w:ascii="JetBrains Mono" w:hAnsi="JetBrains Mono"/>
+          <w:b w:val="false"/>
+          <w:i w:val="false"/>
+          <w:color w:val="080808"/>
+          <w:sz w:val="20"/>
+        </w:rPr>
+        <w:t>&lt;</w:t>
+      </w:r>
+      <w:r>
+        <w:rPr>
+          <w:rFonts w:ascii="JetBrains Mono" w:hAnsi="JetBrains Mono"/>
+          <w:b w:val="false"/>
+          <w:i w:val="false"/>
+          <w:color w:val="000000"/>
+          <w:sz w:val="20"/>
+        </w:rPr>
+        <w:t>T</w:t>
+      </w:r>
+      <w:r>
+        <w:rPr>
+          <w:rFonts w:ascii="JetBrains Mono" w:hAnsi="JetBrains Mono"/>
+          <w:b w:val="false"/>
+          <w:i w:val="false"/>
+          <w:color w:val="080808"/>
+          <w:sz w:val="20"/>
+        </w:rPr>
         <w:t xml:space="preserve">&gt; </w:t>
       </w:r>
       <w:r>
@@ -8200,10 +9503,316 @@
           <w:rFonts w:ascii="JetBrains Mono" w:hAnsi="JetBrains Mono"/>
           <w:b w:val="false"/>
           <w:i w:val="false"/>
-          <w:color w:val="871094"/>
-          <w:sz w:val="20"/>
-        </w:rPr>
-        <w:t>data</w:t>
+          <w:color w:val="000000"/>
+          <w:sz w:val="20"/>
+        </w:rPr>
+        <w:t xml:space="preserve">i </w:t>
+      </w:r>
+      <w:r>
+        <w:rPr>
+          <w:rFonts w:ascii="JetBrains Mono" w:hAnsi="JetBrains Mono"/>
+          <w:b w:val="false"/>
+          <w:i w:val="false"/>
+          <w:color w:val="080808"/>
+          <w:sz w:val="20"/>
+        </w:rPr>
+        <w:t xml:space="preserve">= </w:t>
+      </w:r>
+      <w:r>
+        <w:rPr>
+          <w:rFonts w:ascii="JetBrains Mono" w:hAnsi="JetBrains Mono"/>
+          <w:b w:val="false"/>
+          <w:i w:val="false"/>
+          <w:color w:val="0033B3"/>
+          <w:sz w:val="20"/>
+        </w:rPr>
+        <w:t>this</w:t>
+      </w:r>
+      <w:r>
+        <w:rPr>
+          <w:rFonts w:ascii="JetBrains Mono" w:hAnsi="JetBrains Mono"/>
+          <w:b w:val="false"/>
+          <w:i w:val="false"/>
+          <w:color w:val="080808"/>
+          <w:sz w:val="20"/>
+        </w:rPr>
+        <w:t>-&gt;</w:t>
+      </w:r>
+      <w:r>
+        <w:rPr>
+          <w:rFonts w:ascii="JetBrains Mono" w:hAnsi="JetBrains Mono"/>
+          <w:b w:val="false"/>
+          <w:i w:val="false"/>
+          <w:color w:val="000000"/>
+          <w:sz w:val="20"/>
+        </w:rPr>
+        <w:t>begin</w:t>
+      </w:r>
+      <w:r>
+        <w:rPr>
+          <w:rFonts w:ascii="JetBrains Mono" w:hAnsi="JetBrains Mono"/>
+          <w:b w:val="false"/>
+          <w:i w:val="false"/>
+          <w:color w:val="080808"/>
+          <w:sz w:val="20"/>
+        </w:rPr>
+        <w:t xml:space="preserve">(); </w:t>
+      </w:r>
+      <w:r>
+        <w:rPr>
+          <w:rFonts w:ascii="JetBrains Mono" w:hAnsi="JetBrains Mono"/>
+          <w:b w:val="false"/>
+          <w:i w:val="false"/>
+          <w:color w:val="000000"/>
+          <w:sz w:val="20"/>
+        </w:rPr>
+        <w:t xml:space="preserve">i </w:t>
+      </w:r>
+      <w:r>
+        <w:rPr>
+          <w:rFonts w:ascii="JetBrains Mono" w:hAnsi="JetBrains Mono"/>
+          <w:b w:val="false"/>
+          <w:i w:val="false"/>
+          <w:color w:val="080808"/>
+          <w:sz w:val="20"/>
+        </w:rPr>
+        <w:t xml:space="preserve">!= </w:t>
+      </w:r>
+      <w:r>
+        <w:rPr>
+          <w:rFonts w:ascii="JetBrains Mono" w:hAnsi="JetBrains Mono"/>
+          <w:b w:val="false"/>
+          <w:i w:val="false"/>
+          <w:color w:val="0033B3"/>
+          <w:sz w:val="20"/>
+        </w:rPr>
+        <w:t>this</w:t>
+      </w:r>
+      <w:r>
+        <w:rPr>
+          <w:rFonts w:ascii="JetBrains Mono" w:hAnsi="JetBrains Mono"/>
+          <w:b w:val="false"/>
+          <w:i w:val="false"/>
+          <w:color w:val="080808"/>
+          <w:sz w:val="20"/>
+        </w:rPr>
+        <w:t>-&gt;</w:t>
+      </w:r>
+      <w:r>
+        <w:rPr>
+          <w:rFonts w:ascii="JetBrains Mono" w:hAnsi="JetBrains Mono"/>
+          <w:b w:val="false"/>
+          <w:i w:val="false"/>
+          <w:color w:val="000000"/>
+          <w:sz w:val="20"/>
+        </w:rPr>
+        <w:t>end</w:t>
+      </w:r>
+      <w:r>
+        <w:rPr>
+          <w:rFonts w:ascii="JetBrains Mono" w:hAnsi="JetBrains Mono"/>
+          <w:b w:val="false"/>
+          <w:i w:val="false"/>
+          <w:color w:val="080808"/>
+          <w:sz w:val="20"/>
+        </w:rPr>
+        <w:t>(); ++</w:t>
+      </w:r>
+      <w:r>
+        <w:rPr>
+          <w:rFonts w:ascii="JetBrains Mono" w:hAnsi="JetBrains Mono"/>
+          <w:b w:val="false"/>
+          <w:i w:val="false"/>
+          <w:color w:val="000000"/>
+          <w:sz w:val="20"/>
+        </w:rPr>
+        <w:t>i</w:t>
+      </w:r>
+      <w:r>
+        <w:rPr>
+          <w:rFonts w:ascii="JetBrains Mono" w:hAnsi="JetBrains Mono"/>
+          <w:b w:val="false"/>
+          <w:i w:val="false"/>
+          <w:color w:val="080808"/>
+          <w:sz w:val="20"/>
+        </w:rPr>
+        <w:t xml:space="preserve">, </w:t>
+      </w:r>
+      <w:r>
+        <w:rPr>
+          <w:rFonts w:ascii="JetBrains Mono" w:hAnsi="JetBrains Mono"/>
+          <w:b w:val="false"/>
+          <w:i w:val="false"/>
+          <w:color w:val="000000"/>
+          <w:sz w:val="20"/>
+        </w:rPr>
+        <w:t>idx</w:t>
+      </w:r>
+      <w:r>
+        <w:rPr>
+          <w:rFonts w:ascii="JetBrains Mono" w:hAnsi="JetBrains Mono"/>
+          <w:b w:val="false"/>
+          <w:i w:val="false"/>
+          <w:color w:val="080808"/>
+          <w:sz w:val="20"/>
+        </w:rPr>
+        <w:t>++) {</w:t>
+        <w:br/>
+        <w:t xml:space="preserve">            </w:t>
+      </w:r>
+      <w:r>
+        <w:rPr>
+          <w:rFonts w:ascii="JetBrains Mono" w:hAnsi="JetBrains Mono"/>
+          <w:b w:val="false"/>
+          <w:i w:val="false"/>
+          <w:color w:val="0033B3"/>
+          <w:sz w:val="20"/>
+        </w:rPr>
+        <w:t xml:space="preserve">if </w:t>
+      </w:r>
+      <w:r>
+        <w:rPr>
+          <w:rFonts w:ascii="JetBrains Mono" w:hAnsi="JetBrains Mono"/>
+          <w:b w:val="false"/>
+          <w:i w:val="false"/>
+          <w:color w:val="080808"/>
+          <w:sz w:val="20"/>
+        </w:rPr>
+        <w:t>(*</w:t>
+      </w:r>
+      <w:r>
+        <w:rPr>
+          <w:rFonts w:ascii="JetBrains Mono" w:hAnsi="JetBrains Mono"/>
+          <w:b w:val="false"/>
+          <w:i w:val="false"/>
+          <w:color w:val="000000"/>
+          <w:sz w:val="20"/>
+        </w:rPr>
+        <w:t xml:space="preserve">i </w:t>
+      </w:r>
+      <w:r>
+        <w:rPr>
+          <w:rFonts w:ascii="JetBrains Mono" w:hAnsi="JetBrains Mono"/>
+          <w:b w:val="false"/>
+          <w:i w:val="false"/>
+          <w:color w:val="080808"/>
+          <w:sz w:val="20"/>
+        </w:rPr>
+        <w:t xml:space="preserve">&lt; </w:t>
+      </w:r>
+      <w:r>
+        <w:rPr>
+          <w:rFonts w:ascii="JetBrains Mono" w:hAnsi="JetBrains Mono"/>
+          <w:b w:val="false"/>
+          <w:i w:val="false"/>
+          <w:color w:val="000000"/>
+          <w:sz w:val="20"/>
+        </w:rPr>
+        <w:t>value</w:t>
+      </w:r>
+      <w:r>
+        <w:rPr>
+          <w:rFonts w:ascii="JetBrains Mono" w:hAnsi="JetBrains Mono"/>
+          <w:b w:val="false"/>
+          <w:i w:val="false"/>
+          <w:color w:val="080808"/>
+          <w:sz w:val="20"/>
+        </w:rPr>
+        <w:t>) {</w:t>
+        <w:br/>
+        <w:t xml:space="preserve">                </w:t>
+      </w:r>
+      <w:r>
+        <w:rPr>
+          <w:rFonts w:ascii="JetBrains Mono" w:hAnsi="JetBrains Mono"/>
+          <w:b w:val="false"/>
+          <w:i w:val="false"/>
+          <w:color w:val="0033B3"/>
+          <w:sz w:val="20"/>
+        </w:rPr>
+        <w:t>this</w:t>
+      </w:r>
+      <w:r>
+        <w:rPr>
+          <w:rFonts w:ascii="JetBrains Mono" w:hAnsi="JetBrains Mono"/>
+          <w:b w:val="false"/>
+          <w:i w:val="false"/>
+          <w:color w:val="080808"/>
+          <w:sz w:val="20"/>
+        </w:rPr>
+        <w:t>-&gt;</w:t>
+      </w:r>
+      <w:r>
+        <w:rPr>
+          <w:rFonts w:ascii="JetBrains Mono" w:hAnsi="JetBrains Mono"/>
+          <w:b w:val="false"/>
+          <w:i w:val="false"/>
+          <w:color w:val="000000"/>
+          <w:sz w:val="20"/>
+        </w:rPr>
+        <w:t>insert_on_index</w:t>
+      </w:r>
+      <w:r>
+        <w:rPr>
+          <w:rFonts w:ascii="JetBrains Mono" w:hAnsi="JetBrains Mono"/>
+          <w:b w:val="false"/>
+          <w:i w:val="false"/>
+          <w:color w:val="080808"/>
+          <w:sz w:val="20"/>
+        </w:rPr>
+        <w:t>(</w:t>
+      </w:r>
+      <w:r>
+        <w:rPr>
+          <w:rFonts w:ascii="JetBrains Mono" w:hAnsi="JetBrains Mono"/>
+          <w:b w:val="false"/>
+          <w:i w:val="false"/>
+          <w:color w:val="000000"/>
+          <w:sz w:val="20"/>
+        </w:rPr>
+        <w:t>idx</w:t>
+      </w:r>
+      <w:r>
+        <w:rPr>
+          <w:rFonts w:ascii="JetBrains Mono" w:hAnsi="JetBrains Mono"/>
+          <w:b w:val="false"/>
+          <w:i w:val="false"/>
+          <w:color w:val="080808"/>
+          <w:sz w:val="20"/>
+        </w:rPr>
+        <w:t xml:space="preserve">, </w:t>
+      </w:r>
+      <w:r>
+        <w:rPr>
+          <w:rFonts w:ascii="JetBrains Mono" w:hAnsi="JetBrains Mono"/>
+          <w:b w:val="false"/>
+          <w:i w:val="false"/>
+          <w:color w:val="000000"/>
+          <w:sz w:val="20"/>
+        </w:rPr>
+        <w:t>value</w:t>
+      </w:r>
+      <w:r>
+        <w:rPr>
+          <w:rFonts w:ascii="JetBrains Mono" w:hAnsi="JetBrains Mono"/>
+          <w:b w:val="false"/>
+          <w:i w:val="false"/>
+          <w:color w:val="080808"/>
+          <w:sz w:val="20"/>
+        </w:rPr>
+        <w:t>);</w:t>
+        <w:br/>
+        <w:t xml:space="preserve">                </w:t>
+      </w:r>
+      <w:r>
+        <w:rPr>
+          <w:rFonts w:ascii="JetBrains Mono" w:hAnsi="JetBrains Mono"/>
+          <w:b w:val="false"/>
+          <w:i w:val="false"/>
+          <w:color w:val="0033B3"/>
+          <w:sz w:val="20"/>
+        </w:rPr>
+        <w:t>return</w:t>
       </w:r>
       <w:r>
         <w:rPr>
@@ -8215,49 +9824,178 @@
         </w:rPr>
         <w:t>;</w:t>
         <w:br/>
-      </w:r>
-      <w:r>
-        <w:rPr>
-          <w:rFonts w:ascii="JetBrains Mono" w:hAnsi="JetBrains Mono"/>
-          <w:b w:val="false"/>
-          <w:i w:val="false"/>
-          <w:color w:val="0033B3"/>
-          <w:sz w:val="20"/>
-        </w:rPr>
-        <w:t>public</w:t>
-      </w:r>
-      <w:r>
-        <w:rPr>
-          <w:rFonts w:ascii="JetBrains Mono" w:hAnsi="JetBrains Mono"/>
-          <w:b w:val="false"/>
-          <w:i w:val="false"/>
-          <w:color w:val="080808"/>
-          <w:sz w:val="20"/>
-        </w:rPr>
-        <w:t>:</w:t>
-        <w:br/>
-        <w:br/>
-        <w:t xml:space="preserve"> </w:t>
-      </w:r>
-      <w:r>
-        <w:rPr>
-          <w:rFonts w:ascii="JetBrains Mono" w:hAnsi="JetBrains Mono"/>
-          <w:b w:val="false"/>
-          <w:i w:val="false"/>
-          <w:color w:val="0033B3"/>
-          <w:sz w:val="20"/>
-        </w:rPr>
-        <w:t xml:space="preserve">using </w:t>
-      </w:r>
-      <w:r>
-        <w:rPr>
-          <w:rFonts w:ascii="JetBrains Mono" w:hAnsi="JetBrains Mono"/>
-          <w:b w:val="false"/>
-          <w:i w:val="false"/>
-          <w:color w:val="000000"/>
-          <w:sz w:val="20"/>
-        </w:rPr>
-        <w:t xml:space="preserve">value_type </w:t>
+        <w:t xml:space="preserve">            }</w:t>
+        <w:br/>
+        <w:t xml:space="preserve">        }</w:t>
+        <w:br/>
+        <w:t xml:space="preserve">        </w:t>
+      </w:r>
+      <w:r>
+        <w:rPr>
+          <w:rFonts w:ascii="JetBrains Mono" w:hAnsi="JetBrains Mono"/>
+          <w:b w:val="false"/>
+          <w:i w:val="false"/>
+          <w:color w:val="0033B3"/>
+          <w:sz w:val="20"/>
+        </w:rPr>
+        <w:t>this</w:t>
+      </w:r>
+      <w:r>
+        <w:rPr>
+          <w:rFonts w:ascii="JetBrains Mono" w:hAnsi="JetBrains Mono"/>
+          <w:b w:val="false"/>
+          <w:i w:val="false"/>
+          <w:color w:val="080808"/>
+          <w:sz w:val="20"/>
+        </w:rPr>
+        <w:t>-&gt;</w:t>
+      </w:r>
+      <w:r>
+        <w:rPr>
+          <w:rFonts w:ascii="JetBrains Mono" w:hAnsi="JetBrains Mono"/>
+          <w:b w:val="false"/>
+          <w:i w:val="false"/>
+          <w:color w:val="000000"/>
+          <w:sz w:val="20"/>
+        </w:rPr>
+        <w:t>push_back</w:t>
+      </w:r>
+      <w:r>
+        <w:rPr>
+          <w:rFonts w:ascii="JetBrains Mono" w:hAnsi="JetBrains Mono"/>
+          <w:b w:val="false"/>
+          <w:i w:val="false"/>
+          <w:color w:val="080808"/>
+          <w:sz w:val="20"/>
+        </w:rPr>
+        <w:t>(</w:t>
+      </w:r>
+      <w:r>
+        <w:rPr>
+          <w:rFonts w:ascii="JetBrains Mono" w:hAnsi="JetBrains Mono"/>
+          <w:b w:val="false"/>
+          <w:i w:val="false"/>
+          <w:color w:val="000000"/>
+          <w:sz w:val="20"/>
+        </w:rPr>
+        <w:t>value</w:t>
+      </w:r>
+      <w:r>
+        <w:rPr>
+          <w:rFonts w:ascii="JetBrains Mono" w:hAnsi="JetBrains Mono"/>
+          <w:b w:val="false"/>
+          <w:i w:val="false"/>
+          <w:color w:val="080808"/>
+          <w:sz w:val="20"/>
+        </w:rPr>
+        <w:t>);</w:t>
+        <w:br/>
+        <w:t xml:space="preserve">    }</w:t>
+        <w:br/>
+        <w:br/>
+        <w:t xml:space="preserve">    </w:t>
+      </w:r>
+      <w:r>
+        <w:rPr>
+          <w:rFonts w:ascii="JetBrains Mono" w:hAnsi="JetBrains Mono"/>
+          <w:b w:val="false"/>
+          <w:i w:val="false"/>
+          <w:color w:val="0033B3"/>
+          <w:sz w:val="20"/>
+        </w:rPr>
+        <w:t xml:space="preserve">void </w:t>
+      </w:r>
+      <w:r>
+        <w:rPr>
+          <w:rFonts w:ascii="JetBrains Mono" w:hAnsi="JetBrains Mono"/>
+          <w:b w:val="false"/>
+          <w:i w:val="false"/>
+          <w:color w:val="00627A"/>
+          <w:sz w:val="20"/>
+        </w:rPr>
+        <w:t>erase</w:t>
+      </w:r>
+      <w:r>
+        <w:rPr>
+          <w:rFonts w:ascii="JetBrains Mono" w:hAnsi="JetBrains Mono"/>
+          <w:b w:val="false"/>
+          <w:i w:val="false"/>
+          <w:color w:val="080808"/>
+          <w:sz w:val="20"/>
+        </w:rPr>
+        <w:t>(</w:t>
+      </w:r>
+      <w:r>
+        <w:rPr>
+          <w:rFonts w:ascii="JetBrains Mono" w:hAnsi="JetBrains Mono"/>
+          <w:b w:val="false"/>
+          <w:i w:val="false"/>
+          <w:color w:val="0033B3"/>
+          <w:sz w:val="20"/>
+        </w:rPr>
+        <w:t xml:space="preserve">const </w:t>
+      </w:r>
+      <w:r>
+        <w:rPr>
+          <w:rFonts w:ascii="JetBrains Mono" w:hAnsi="JetBrains Mono"/>
+          <w:b w:val="false"/>
+          <w:i w:val="false"/>
+          <w:color w:val="000000"/>
+          <w:sz w:val="20"/>
+        </w:rPr>
+        <w:t xml:space="preserve">T </w:t>
+      </w:r>
+      <w:r>
+        <w:rPr>
+          <w:rFonts w:ascii="JetBrains Mono" w:hAnsi="JetBrains Mono"/>
+          <w:b w:val="false"/>
+          <w:i w:val="false"/>
+          <w:color w:val="080808"/>
+          <w:sz w:val="20"/>
+        </w:rPr>
+        <w:t>&amp;</w:t>
+      </w:r>
+      <w:r>
+        <w:rPr>
+          <w:rFonts w:ascii="JetBrains Mono" w:hAnsi="JetBrains Mono"/>
+          <w:b w:val="false"/>
+          <w:i w:val="false"/>
+          <w:color w:val="000000"/>
+          <w:sz w:val="20"/>
+        </w:rPr>
+        <w:t>v</w:t>
+      </w:r>
+      <w:r>
+        <w:rPr>
+          <w:rFonts w:ascii="JetBrains Mono" w:hAnsi="JetBrains Mono"/>
+          <w:b w:val="false"/>
+          <w:i w:val="false"/>
+          <w:color w:val="080808"/>
+          <w:sz w:val="20"/>
+        </w:rPr>
+        <w:t>) {</w:t>
+        <w:br/>
+        <w:t xml:space="preserve">        </w:t>
+      </w:r>
+      <w:r>
+        <w:rPr>
+          <w:rFonts w:ascii="JetBrains Mono" w:hAnsi="JetBrains Mono"/>
+          <w:b w:val="false"/>
+          <w:i w:val="false"/>
+          <w:color w:val="0033B3"/>
+          <w:sz w:val="20"/>
+        </w:rPr>
+        <w:t xml:space="preserve">int </w:t>
+      </w:r>
+      <w:r>
+        <w:rPr>
+          <w:rFonts w:ascii="JetBrains Mono" w:hAnsi="JetBrains Mono"/>
+          <w:b w:val="false"/>
+          <w:i w:val="false"/>
+          <w:color w:val="000000"/>
+          <w:sz w:val="20"/>
+        </w:rPr>
+        <w:t xml:space="preserve">i </w:t>
       </w:r>
       <w:r>
         <w:rPr>
@@ -8274,6 +10012,309 @@
           <w:rFonts w:ascii="JetBrains Mono" w:hAnsi="JetBrains Mono"/>
           <w:b w:val="false"/>
           <w:i w:val="false"/>
+          <w:color w:val="0033B3"/>
+          <w:sz w:val="20"/>
+        </w:rPr>
+        <w:t>this</w:t>
+      </w:r>
+      <w:r>
+        <w:rPr>
+          <w:rFonts w:ascii="JetBrains Mono" w:hAnsi="JetBrains Mono"/>
+          <w:b w:val="false"/>
+          <w:i w:val="false"/>
+          <w:color w:val="080808"/>
+          <w:sz w:val="20"/>
+        </w:rPr>
+        <w:t>-&gt;</w:t>
+      </w:r>
+      <w:r>
+        <w:rPr>
+          <w:rFonts w:ascii="JetBrains Mono" w:hAnsi="JetBrains Mono"/>
+          <w:b w:val="false"/>
+          <w:i w:val="false"/>
+          <w:color w:val="000000"/>
+          <w:sz w:val="20"/>
+        </w:rPr>
+        <w:t>find</w:t>
+      </w:r>
+      <w:r>
+        <w:rPr>
+          <w:rFonts w:ascii="JetBrains Mono" w:hAnsi="JetBrains Mono"/>
+          <w:b w:val="false"/>
+          <w:i w:val="false"/>
+          <w:color w:val="080808"/>
+          <w:sz w:val="20"/>
+        </w:rPr>
+        <w:t>(</w:t>
+      </w:r>
+      <w:r>
+        <w:rPr>
+          <w:rFonts w:ascii="JetBrains Mono" w:hAnsi="JetBrains Mono"/>
+          <w:b w:val="false"/>
+          <w:i w:val="false"/>
+          <w:color w:val="000000"/>
+          <w:sz w:val="20"/>
+        </w:rPr>
+        <w:t>v</w:t>
+      </w:r>
+      <w:r>
+        <w:rPr>
+          <w:rFonts w:ascii="JetBrains Mono" w:hAnsi="JetBrains Mono"/>
+          <w:b w:val="false"/>
+          <w:i w:val="false"/>
+          <w:color w:val="080808"/>
+          <w:sz w:val="20"/>
+        </w:rPr>
+        <w:t>);</w:t>
+        <w:br/>
+        <w:t xml:space="preserve">        </w:t>
+      </w:r>
+      <w:r>
+        <w:rPr>
+          <w:rFonts w:ascii="JetBrains Mono" w:hAnsi="JetBrains Mono"/>
+          <w:b w:val="false"/>
+          <w:i w:val="false"/>
+          <w:color w:val="0033B3"/>
+          <w:sz w:val="20"/>
+        </w:rPr>
+        <w:t xml:space="preserve">while </w:t>
+      </w:r>
+      <w:r>
+        <w:rPr>
+          <w:rFonts w:ascii="JetBrains Mono" w:hAnsi="JetBrains Mono"/>
+          <w:b w:val="false"/>
+          <w:i w:val="false"/>
+          <w:color w:val="080808"/>
+          <w:sz w:val="20"/>
+        </w:rPr>
+        <w:t>(</w:t>
+      </w:r>
+      <w:r>
+        <w:rPr>
+          <w:rFonts w:ascii="JetBrains Mono" w:hAnsi="JetBrains Mono"/>
+          <w:b w:val="false"/>
+          <w:i w:val="false"/>
+          <w:color w:val="000000"/>
+          <w:sz w:val="20"/>
+        </w:rPr>
+        <w:t xml:space="preserve">i </w:t>
+      </w:r>
+      <w:r>
+        <w:rPr>
+          <w:rFonts w:ascii="JetBrains Mono" w:hAnsi="JetBrains Mono"/>
+          <w:b w:val="false"/>
+          <w:i w:val="false"/>
+          <w:color w:val="080808"/>
+          <w:sz w:val="20"/>
+        </w:rPr>
+        <w:t>!= -</w:t>
+      </w:r>
+      <w:r>
+        <w:rPr>
+          <w:rFonts w:ascii="JetBrains Mono" w:hAnsi="JetBrains Mono"/>
+          <w:b w:val="false"/>
+          <w:i w:val="false"/>
+          <w:color w:val="1750EB"/>
+          <w:sz w:val="20"/>
+        </w:rPr>
+        <w:t>1</w:t>
+      </w:r>
+      <w:r>
+        <w:rPr>
+          <w:rFonts w:ascii="JetBrains Mono" w:hAnsi="JetBrains Mono"/>
+          <w:b w:val="false"/>
+          <w:i w:val="false"/>
+          <w:color w:val="080808"/>
+          <w:sz w:val="20"/>
+        </w:rPr>
+        <w:t>) {</w:t>
+        <w:br/>
+        <w:t xml:space="preserve">            </w:t>
+      </w:r>
+      <w:r>
+        <w:rPr>
+          <w:rFonts w:ascii="JetBrains Mono" w:hAnsi="JetBrains Mono"/>
+          <w:b w:val="false"/>
+          <w:i w:val="false"/>
+          <w:color w:val="0033B3"/>
+          <w:sz w:val="20"/>
+        </w:rPr>
+        <w:t>this</w:t>
+      </w:r>
+      <w:r>
+        <w:rPr>
+          <w:rFonts w:ascii="JetBrains Mono" w:hAnsi="JetBrains Mono"/>
+          <w:b w:val="false"/>
+          <w:i w:val="false"/>
+          <w:color w:val="080808"/>
+          <w:sz w:val="20"/>
+        </w:rPr>
+        <w:t>-&gt;</w:t>
+      </w:r>
+      <w:r>
+        <w:rPr>
+          <w:rFonts w:ascii="JetBrains Mono" w:hAnsi="JetBrains Mono"/>
+          <w:b w:val="false"/>
+          <w:i w:val="false"/>
+          <w:color w:val="000000"/>
+          <w:sz w:val="20"/>
+        </w:rPr>
+        <w:t>pop</w:t>
+      </w:r>
+      <w:r>
+        <w:rPr>
+          <w:rFonts w:ascii="JetBrains Mono" w:hAnsi="JetBrains Mono"/>
+          <w:b w:val="false"/>
+          <w:i w:val="false"/>
+          <w:color w:val="080808"/>
+          <w:sz w:val="20"/>
+        </w:rPr>
+        <w:t>(</w:t>
+      </w:r>
+      <w:r>
+        <w:rPr>
+          <w:rFonts w:ascii="JetBrains Mono" w:hAnsi="JetBrains Mono"/>
+          <w:b w:val="false"/>
+          <w:i w:val="false"/>
+          <w:color w:val="000000"/>
+          <w:sz w:val="20"/>
+        </w:rPr>
+        <w:t>i</w:t>
+      </w:r>
+      <w:r>
+        <w:rPr>
+          <w:rFonts w:ascii="JetBrains Mono" w:hAnsi="JetBrains Mono"/>
+          <w:b w:val="false"/>
+          <w:i w:val="false"/>
+          <w:color w:val="080808"/>
+          <w:sz w:val="20"/>
+        </w:rPr>
+        <w:t>);</w:t>
+        <w:br/>
+        <w:t xml:space="preserve">            </w:t>
+      </w:r>
+      <w:r>
+        <w:rPr>
+          <w:rFonts w:ascii="JetBrains Mono" w:hAnsi="JetBrains Mono"/>
+          <w:b w:val="false"/>
+          <w:i w:val="false"/>
+          <w:color w:val="000000"/>
+          <w:sz w:val="20"/>
+        </w:rPr>
+        <w:t xml:space="preserve">i </w:t>
+      </w:r>
+      <w:r>
+        <w:rPr>
+          <w:rFonts w:ascii="JetBrains Mono" w:hAnsi="JetBrains Mono"/>
+          <w:b w:val="false"/>
+          <w:i w:val="false"/>
+          <w:color w:val="080808"/>
+          <w:sz w:val="20"/>
+        </w:rPr>
+        <w:t xml:space="preserve">= </w:t>
+      </w:r>
+      <w:r>
+        <w:rPr>
+          <w:rFonts w:ascii="JetBrains Mono" w:hAnsi="JetBrains Mono"/>
+          <w:b w:val="false"/>
+          <w:i w:val="false"/>
+          <w:color w:val="0033B3"/>
+          <w:sz w:val="20"/>
+        </w:rPr>
+        <w:t>this</w:t>
+      </w:r>
+      <w:r>
+        <w:rPr>
+          <w:rFonts w:ascii="JetBrains Mono" w:hAnsi="JetBrains Mono"/>
+          <w:b w:val="false"/>
+          <w:i w:val="false"/>
+          <w:color w:val="080808"/>
+          <w:sz w:val="20"/>
+        </w:rPr>
+        <w:t>-&gt;</w:t>
+      </w:r>
+      <w:r>
+        <w:rPr>
+          <w:rFonts w:ascii="JetBrains Mono" w:hAnsi="JetBrains Mono"/>
+          <w:b w:val="false"/>
+          <w:i w:val="false"/>
+          <w:color w:val="000000"/>
+          <w:sz w:val="20"/>
+        </w:rPr>
+        <w:t>find</w:t>
+      </w:r>
+      <w:r>
+        <w:rPr>
+          <w:rFonts w:ascii="JetBrains Mono" w:hAnsi="JetBrains Mono"/>
+          <w:b w:val="false"/>
+          <w:i w:val="false"/>
+          <w:color w:val="080808"/>
+          <w:sz w:val="20"/>
+        </w:rPr>
+        <w:t>(</w:t>
+      </w:r>
+      <w:r>
+        <w:rPr>
+          <w:rFonts w:ascii="JetBrains Mono" w:hAnsi="JetBrains Mono"/>
+          <w:b w:val="false"/>
+          <w:i w:val="false"/>
+          <w:color w:val="000000"/>
+          <w:sz w:val="20"/>
+        </w:rPr>
+        <w:t>v</w:t>
+      </w:r>
+      <w:r>
+        <w:rPr>
+          <w:rFonts w:ascii="JetBrains Mono" w:hAnsi="JetBrains Mono"/>
+          <w:b w:val="false"/>
+          <w:i w:val="false"/>
+          <w:color w:val="080808"/>
+          <w:sz w:val="20"/>
+        </w:rPr>
+        <w:t>);</w:t>
+        <w:br/>
+        <w:t xml:space="preserve">        }</w:t>
+        <w:br/>
+        <w:t xml:space="preserve">    }</w:t>
+      </w:r>
+      <w:r>
+        <w:rPr>
+          <w:rFonts w:ascii="JetBrains Mono" w:hAnsi="JetBrains Mono"/>
+          <w:b w:val="false"/>
+          <w:i w:val="false"/>
+          <w:color w:val="808080"/>
+          <w:sz w:val="20"/>
+        </w:rPr>
+        <w:t>;</w:t>
+        <w:br/>
+        <w:br/>
+        <w:t xml:space="preserve">    </w:t>
+      </w:r>
+      <w:r>
+        <w:rPr>
+          <w:rFonts w:ascii="JetBrains Mono" w:hAnsi="JetBrains Mono"/>
+          <w:b w:val="false"/>
+          <w:i w:val="false"/>
+          <w:color w:val="000000"/>
+          <w:sz w:val="20"/>
+        </w:rPr>
+        <w:t>Iterator</w:t>
+      </w:r>
+      <w:r>
+        <w:rPr>
+          <w:rFonts w:ascii="JetBrains Mono" w:hAnsi="JetBrains Mono"/>
+          <w:b w:val="false"/>
+          <w:i w:val="false"/>
+          <w:color w:val="080808"/>
+          <w:sz w:val="20"/>
+        </w:rPr>
+        <w:t>&lt;</w:t>
+      </w:r>
+      <w:r>
+        <w:rPr>
+          <w:rFonts w:ascii="JetBrains Mono" w:hAnsi="JetBrains Mono"/>
+          <w:b w:val="false"/>
+          <w:i w:val="false"/>
           <w:color w:val="000000"/>
           <w:sz w:val="20"/>
         </w:rPr>
@@ -8287,9 +10328,7 @@
           <w:color w:val="080808"/>
           <w:sz w:val="20"/>
         </w:rPr>
-        <w:t>;</w:t>
-        <w:br/>
-        <w:t xml:space="preserve"> </w:t>
+        <w:t xml:space="preserve">&gt; </w:t>
       </w:r>
       <w:r>
         <w:rPr>
@@ -8299,29 +10338,154 @@
           <w:color w:val="00627A"/>
           <w:sz w:val="20"/>
         </w:rPr>
-        <w:t>List</w:t>
-      </w:r>
-      <w:r>
-        <w:rPr>
-          <w:rFonts w:ascii="JetBrains Mono" w:hAnsi="JetBrains Mono"/>
-          <w:b w:val="false"/>
-          <w:i w:val="false"/>
-          <w:color w:val="080808"/>
-          <w:sz w:val="20"/>
-        </w:rPr>
-        <w:t>() {}</w:t>
-      </w:r>
-      <w:r>
-        <w:rPr>
-          <w:rFonts w:ascii="JetBrains Mono" w:hAnsi="JetBrains Mono"/>
-          <w:b w:val="false"/>
-          <w:i w:val="false"/>
-          <w:color w:val="808080"/>
-          <w:sz w:val="20"/>
-        </w:rPr>
-        <w:t>;</w:t>
-        <w:br/>
-        <w:t xml:space="preserve"> </w:t>
+        <w:t>begin</w:t>
+      </w:r>
+      <w:r>
+        <w:rPr>
+          <w:rFonts w:ascii="JetBrains Mono" w:hAnsi="JetBrains Mono"/>
+          <w:b w:val="false"/>
+          <w:i w:val="false"/>
+          <w:color w:val="080808"/>
+          <w:sz w:val="20"/>
+        </w:rPr>
+        <w:t xml:space="preserve">() </w:t>
+      </w:r>
+      <w:r>
+        <w:rPr>
+          <w:rFonts w:ascii="JetBrains Mono" w:hAnsi="JetBrains Mono"/>
+          <w:b w:val="false"/>
+          <w:i w:val="false"/>
+          <w:color w:val="0033B3"/>
+          <w:sz w:val="20"/>
+        </w:rPr>
+        <w:t xml:space="preserve">const </w:t>
+      </w:r>
+      <w:r>
+        <w:rPr>
+          <w:rFonts w:ascii="JetBrains Mono" w:hAnsi="JetBrains Mono"/>
+          <w:b w:val="false"/>
+          <w:i w:val="false"/>
+          <w:color w:val="080808"/>
+          <w:sz w:val="20"/>
+        </w:rPr>
+        <w:t>{</w:t>
+        <w:br/>
+        <w:t xml:space="preserve">        </w:t>
+      </w:r>
+      <w:r>
+        <w:rPr>
+          <w:rFonts w:ascii="JetBrains Mono" w:hAnsi="JetBrains Mono"/>
+          <w:b w:val="false"/>
+          <w:i w:val="false"/>
+          <w:color w:val="0033B3"/>
+          <w:sz w:val="20"/>
+        </w:rPr>
+        <w:t xml:space="preserve">return </w:t>
+      </w:r>
+      <w:r>
+        <w:rPr>
+          <w:rFonts w:ascii="JetBrains Mono" w:hAnsi="JetBrains Mono"/>
+          <w:b w:val="false"/>
+          <w:i w:val="false"/>
+          <w:color w:val="000000"/>
+          <w:sz w:val="20"/>
+        </w:rPr>
+        <w:t>BiList</w:t>
+      </w:r>
+      <w:r>
+        <w:rPr>
+          <w:rFonts w:ascii="JetBrains Mono" w:hAnsi="JetBrains Mono"/>
+          <w:b w:val="false"/>
+          <w:i w:val="false"/>
+          <w:color w:val="080808"/>
+          <w:sz w:val="20"/>
+        </w:rPr>
+        <w:t>&lt;</w:t>
+      </w:r>
+      <w:r>
+        <w:rPr>
+          <w:rFonts w:ascii="JetBrains Mono" w:hAnsi="JetBrains Mono"/>
+          <w:b w:val="false"/>
+          <w:i w:val="false"/>
+          <w:color w:val="000000"/>
+          <w:sz w:val="20"/>
+        </w:rPr>
+        <w:t>T</w:t>
+      </w:r>
+      <w:r>
+        <w:rPr>
+          <w:rFonts w:ascii="JetBrains Mono" w:hAnsi="JetBrains Mono"/>
+          <w:b w:val="false"/>
+          <w:i w:val="false"/>
+          <w:color w:val="080808"/>
+          <w:sz w:val="20"/>
+        </w:rPr>
+        <w:t>&gt;::</w:t>
+      </w:r>
+      <w:r>
+        <w:rPr>
+          <w:rFonts w:ascii="JetBrains Mono" w:hAnsi="JetBrains Mono"/>
+          <w:b w:val="false"/>
+          <w:i w:val="false"/>
+          <w:color w:val="000000"/>
+          <w:sz w:val="20"/>
+        </w:rPr>
+        <w:t>begin</w:t>
+      </w:r>
+      <w:r>
+        <w:rPr>
+          <w:rFonts w:ascii="JetBrains Mono" w:hAnsi="JetBrains Mono"/>
+          <w:b w:val="false"/>
+          <w:i w:val="false"/>
+          <w:color w:val="080808"/>
+          <w:sz w:val="20"/>
+        </w:rPr>
+        <w:t>();</w:t>
+        <w:br/>
+        <w:t xml:space="preserve">    }</w:t>
+        <w:br/>
+        <w:br/>
+        <w:t xml:space="preserve">    </w:t>
+      </w:r>
+      <w:r>
+        <w:rPr>
+          <w:rFonts w:ascii="JetBrains Mono" w:hAnsi="JetBrains Mono"/>
+          <w:b w:val="false"/>
+          <w:i w:val="false"/>
+          <w:color w:val="000000"/>
+          <w:sz w:val="20"/>
+        </w:rPr>
+        <w:t>Iterator</w:t>
+      </w:r>
+      <w:r>
+        <w:rPr>
+          <w:rFonts w:ascii="JetBrains Mono" w:hAnsi="JetBrains Mono"/>
+          <w:b w:val="false"/>
+          <w:i w:val="false"/>
+          <w:color w:val="080808"/>
+          <w:sz w:val="20"/>
+        </w:rPr>
+        <w:t>&lt;</w:t>
+      </w:r>
+      <w:r>
+        <w:rPr>
+          <w:rFonts w:ascii="JetBrains Mono" w:hAnsi="JetBrains Mono"/>
+          <w:b w:val="false"/>
+          <w:i w:val="false"/>
+          <w:color w:val="000000"/>
+          <w:sz w:val="20"/>
+        </w:rPr>
+        <w:t>T</w:t>
+      </w:r>
+      <w:r>
+        <w:rPr>
+          <w:rFonts w:ascii="JetBrains Mono" w:hAnsi="JetBrains Mono"/>
+          <w:b w:val="false"/>
+          <w:i w:val="false"/>
+          <w:color w:val="080808"/>
+          <w:sz w:val="20"/>
+        </w:rPr>
+        <w:t xml:space="preserve">&gt; </w:t>
       </w:r>
       <w:r>
         <w:rPr>
@@ -8331,17 +10495,17 @@
           <w:color w:val="00627A"/>
           <w:sz w:val="20"/>
         </w:rPr>
-        <w:t>List</w:t>
-      </w:r>
-      <w:r>
-        <w:rPr>
-          <w:rFonts w:ascii="JetBrains Mono" w:hAnsi="JetBrains Mono"/>
-          <w:b w:val="false"/>
-          <w:i w:val="false"/>
-          <w:color w:val="080808"/>
-          <w:sz w:val="20"/>
-        </w:rPr>
-        <w:t>(</w:t>
+        <w:t>end</w:t>
+      </w:r>
+      <w:r>
+        <w:rPr>
+          <w:rFonts w:ascii="JetBrains Mono" w:hAnsi="JetBrains Mono"/>
+          <w:b w:val="false"/>
+          <w:i w:val="false"/>
+          <w:color w:val="080808"/>
+          <w:sz w:val="20"/>
+        </w:rPr>
+        <w:t xml:space="preserve">() </w:t>
       </w:r>
       <w:r>
         <w:rPr>
@@ -8358,353 +10522,12 @@
           <w:rFonts w:ascii="JetBrains Mono" w:hAnsi="JetBrains Mono"/>
           <w:b w:val="false"/>
           <w:i w:val="false"/>
-          <w:color w:val="000000"/>
-          <w:sz w:val="20"/>
-        </w:rPr>
-        <w:t>List</w:t>
-      </w:r>
-      <w:r>
-        <w:rPr>
-          <w:rFonts w:ascii="JetBrains Mono" w:hAnsi="JetBrains Mono"/>
-          <w:b w:val="false"/>
-          <w:i w:val="false"/>
-          <w:color w:val="080808"/>
-          <w:sz w:val="20"/>
-        </w:rPr>
-        <w:t xml:space="preserve">&amp; </w:t>
-      </w:r>
-      <w:r>
-        <w:rPr>
-          <w:rFonts w:ascii="JetBrains Mono" w:hAnsi="JetBrains Mono"/>
-          <w:b w:val="false"/>
-          <w:i w:val="false"/>
-          <w:color w:val="000000"/>
-          <w:sz w:val="20"/>
-        </w:rPr>
-        <w:t>other</w:t>
-      </w:r>
-      <w:r>
-        <w:rPr>
-          <w:rFonts w:ascii="JetBrains Mono" w:hAnsi="JetBrains Mono"/>
-          <w:b w:val="false"/>
-          <w:i w:val="false"/>
-          <w:color w:val="080808"/>
-          <w:sz w:val="20"/>
-        </w:rPr>
-        <w:t>) {</w:t>
-        <w:br/>
-        <w:t xml:space="preserve"> </w:t>
-      </w:r>
-      <w:r>
-        <w:rPr>
-          <w:rFonts w:ascii="JetBrains Mono" w:hAnsi="JetBrains Mono"/>
-          <w:b w:val="false"/>
-          <w:i w:val="false"/>
-          <w:color w:val="0033B3"/>
-          <w:sz w:val="20"/>
-        </w:rPr>
-        <w:t xml:space="preserve">for </w:t>
-      </w:r>
-      <w:r>
-        <w:rPr>
-          <w:rFonts w:ascii="JetBrains Mono" w:hAnsi="JetBrains Mono"/>
-          <w:b w:val="false"/>
-          <w:i w:val="false"/>
-          <w:color w:val="080808"/>
-          <w:sz w:val="20"/>
-        </w:rPr>
-        <w:t>(</w:t>
-      </w:r>
-      <w:r>
-        <w:rPr>
-          <w:rFonts w:ascii="JetBrains Mono" w:hAnsi="JetBrains Mono"/>
-          <w:b w:val="false"/>
-          <w:i w:val="false"/>
-          <w:color w:val="0033B3"/>
-          <w:sz w:val="20"/>
-        </w:rPr>
-        <w:t>auto</w:t>
-      </w:r>
-      <w:r>
-        <w:rPr>
-          <w:rFonts w:ascii="JetBrains Mono" w:hAnsi="JetBrains Mono"/>
-          <w:b w:val="false"/>
-          <w:i w:val="false"/>
-          <w:color w:val="080808"/>
-          <w:sz w:val="20"/>
-        </w:rPr>
-        <w:t xml:space="preserve">&amp; </w:t>
-      </w:r>
-      <w:r>
-        <w:rPr>
-          <w:rFonts w:ascii="JetBrains Mono" w:hAnsi="JetBrains Mono"/>
-          <w:b w:val="false"/>
-          <w:i w:val="false"/>
-          <w:color w:val="000000"/>
-          <w:sz w:val="20"/>
-        </w:rPr>
-        <w:t xml:space="preserve">i </w:t>
-      </w:r>
-      <w:r>
-        <w:rPr>
-          <w:rFonts w:ascii="JetBrains Mono" w:hAnsi="JetBrains Mono"/>
-          <w:b w:val="false"/>
-          <w:i w:val="false"/>
-          <w:color w:val="080808"/>
-          <w:sz w:val="20"/>
-        </w:rPr>
-        <w:t xml:space="preserve">: </w:t>
-      </w:r>
-      <w:r>
-        <w:rPr>
-          <w:rFonts w:ascii="JetBrains Mono" w:hAnsi="JetBrains Mono"/>
-          <w:b w:val="false"/>
-          <w:i w:val="false"/>
-          <w:color w:val="000000"/>
-          <w:sz w:val="20"/>
-        </w:rPr>
-        <w:t>other</w:t>
-      </w:r>
-      <w:r>
-        <w:rPr>
-          <w:rFonts w:ascii="JetBrains Mono" w:hAnsi="JetBrains Mono"/>
-          <w:b w:val="false"/>
-          <w:i w:val="false"/>
-          <w:color w:val="080808"/>
-          <w:sz w:val="20"/>
-        </w:rPr>
-        <w:t>)</w:t>
-        <w:br/>
-        <w:t xml:space="preserve"> </w:t>
-      </w:r>
-      <w:r>
-        <w:rPr>
-          <w:rFonts w:ascii="JetBrains Mono" w:hAnsi="JetBrains Mono"/>
-          <w:b w:val="false"/>
-          <w:i w:val="false"/>
-          <w:color w:val="871094"/>
-          <w:sz w:val="20"/>
-        </w:rPr>
-        <w:t>data</w:t>
-      </w:r>
-      <w:r>
-        <w:rPr>
-          <w:rFonts w:ascii="JetBrains Mono" w:hAnsi="JetBrains Mono"/>
-          <w:b w:val="false"/>
-          <w:i w:val="false"/>
-          <w:color w:val="080808"/>
-          <w:sz w:val="20"/>
-        </w:rPr>
-        <w:t>.</w:t>
-      </w:r>
-      <w:r>
-        <w:rPr>
-          <w:rFonts w:ascii="JetBrains Mono" w:hAnsi="JetBrains Mono"/>
-          <w:b w:val="false"/>
-          <w:i w:val="false"/>
-          <w:color w:val="000000"/>
-          <w:sz w:val="20"/>
-        </w:rPr>
-        <w:t>insert</w:t>
-      </w:r>
-      <w:r>
-        <w:rPr>
-          <w:rFonts w:ascii="JetBrains Mono" w:hAnsi="JetBrains Mono"/>
-          <w:b w:val="false"/>
-          <w:i w:val="false"/>
-          <w:color w:val="080808"/>
-          <w:sz w:val="20"/>
-        </w:rPr>
-        <w:t>(</w:t>
-      </w:r>
-      <w:r>
-        <w:rPr>
-          <w:rFonts w:ascii="JetBrains Mono" w:hAnsi="JetBrains Mono"/>
-          <w:b w:val="false"/>
-          <w:i w:val="false"/>
-          <w:color w:val="000000"/>
-          <w:sz w:val="20"/>
-        </w:rPr>
-        <w:t>i</w:t>
-      </w:r>
-      <w:r>
-        <w:rPr>
-          <w:rFonts w:ascii="JetBrains Mono" w:hAnsi="JetBrains Mono"/>
-          <w:b w:val="false"/>
-          <w:i w:val="false"/>
-          <w:color w:val="080808"/>
-          <w:sz w:val="20"/>
-        </w:rPr>
-        <w:t>);</w:t>
-        <w:br/>
-        <w:t xml:space="preserve"> }</w:t>
-      </w:r>
-      <w:r>
-        <w:rPr>
-          <w:rFonts w:ascii="JetBrains Mono" w:hAnsi="JetBrains Mono"/>
-          <w:b w:val="false"/>
-          <w:i w:val="false"/>
-          <w:color w:val="808080"/>
-          <w:sz w:val="20"/>
-        </w:rPr>
-        <w:t>;</w:t>
-        <w:br/>
-        <w:br/>
-        <w:t xml:space="preserve"> </w:t>
-      </w:r>
-      <w:r>
-        <w:rPr>
-          <w:rFonts w:ascii="JetBrains Mono" w:hAnsi="JetBrains Mono"/>
-          <w:b w:val="false"/>
-          <w:i w:val="false"/>
-          <w:color w:val="000000"/>
-          <w:sz w:val="20"/>
-        </w:rPr>
-        <w:t>List</w:t>
-      </w:r>
-      <w:r>
-        <w:rPr>
-          <w:rFonts w:ascii="JetBrains Mono" w:hAnsi="JetBrains Mono"/>
-          <w:b w:val="false"/>
-          <w:i w:val="false"/>
-          <w:color w:val="080808"/>
-          <w:sz w:val="20"/>
-        </w:rPr>
-        <w:t xml:space="preserve">&amp; </w:t>
-      </w:r>
-      <w:r>
-        <w:rPr>
-          <w:rFonts w:ascii="JetBrains Mono" w:hAnsi="JetBrains Mono"/>
-          <w:b w:val="false"/>
-          <w:i w:val="false"/>
-          <w:color w:val="0033B3"/>
-          <w:sz w:val="20"/>
-        </w:rPr>
-        <w:t>operator</w:t>
-      </w:r>
-      <w:r>
-        <w:rPr>
-          <w:rFonts w:ascii="JetBrains Mono" w:hAnsi="JetBrains Mono"/>
-          <w:b w:val="false"/>
-          <w:i w:val="false"/>
-          <w:color w:val="080808"/>
-          <w:sz w:val="20"/>
-        </w:rPr>
-        <w:t>=(</w:t>
-      </w:r>
-      <w:r>
-        <w:rPr>
-          <w:rFonts w:ascii="JetBrains Mono" w:hAnsi="JetBrains Mono"/>
-          <w:b w:val="false"/>
-          <w:i w:val="false"/>
-          <w:color w:val="0033B3"/>
-          <w:sz w:val="20"/>
-        </w:rPr>
-        <w:t xml:space="preserve">const </w:t>
-      </w:r>
-      <w:r>
-        <w:rPr>
-          <w:rFonts w:ascii="JetBrains Mono" w:hAnsi="JetBrains Mono"/>
-          <w:b w:val="false"/>
-          <w:i w:val="false"/>
-          <w:color w:val="000000"/>
-          <w:sz w:val="20"/>
-        </w:rPr>
-        <w:t>List</w:t>
-      </w:r>
-      <w:r>
-        <w:rPr>
-          <w:rFonts w:ascii="JetBrains Mono" w:hAnsi="JetBrains Mono"/>
-          <w:b w:val="false"/>
-          <w:i w:val="false"/>
-          <w:color w:val="080808"/>
-          <w:sz w:val="20"/>
-        </w:rPr>
-        <w:t xml:space="preserve">&amp; </w:t>
-      </w:r>
-      <w:r>
-        <w:rPr>
-          <w:rFonts w:ascii="JetBrains Mono" w:hAnsi="JetBrains Mono"/>
-          <w:b w:val="false"/>
-          <w:i w:val="false"/>
-          <w:color w:val="000000"/>
-          <w:sz w:val="20"/>
-        </w:rPr>
-        <w:t>other</w:t>
-      </w:r>
-      <w:r>
-        <w:rPr>
-          <w:rFonts w:ascii="JetBrains Mono" w:hAnsi="JetBrains Mono"/>
-          <w:b w:val="false"/>
-          <w:i w:val="false"/>
-          <w:color w:val="080808"/>
-          <w:sz w:val="20"/>
-        </w:rPr>
-        <w:t>) {</w:t>
-        <w:br/>
-        <w:t xml:space="preserve"> </w:t>
-      </w:r>
-      <w:r>
-        <w:rPr>
-          <w:rFonts w:ascii="JetBrains Mono" w:hAnsi="JetBrains Mono"/>
-          <w:b w:val="false"/>
-          <w:i w:val="false"/>
-          <w:color w:val="871094"/>
-          <w:sz w:val="20"/>
-        </w:rPr>
-        <w:t xml:space="preserve">data </w:t>
-      </w:r>
-      <w:r>
-        <w:rPr>
-          <w:rFonts w:ascii="JetBrains Mono" w:hAnsi="JetBrains Mono"/>
-          <w:b w:val="false"/>
-          <w:i w:val="false"/>
-          <w:color w:val="080808"/>
-          <w:sz w:val="20"/>
-        </w:rPr>
-        <w:t xml:space="preserve">= </w:t>
-      </w:r>
-      <w:r>
-        <w:rPr>
-          <w:rFonts w:ascii="JetBrains Mono" w:hAnsi="JetBrains Mono"/>
-          <w:b w:val="false"/>
-          <w:i w:val="false"/>
-          <w:color w:val="000000"/>
-          <w:sz w:val="20"/>
-        </w:rPr>
-        <w:t>other</w:t>
-      </w:r>
-      <w:r>
-        <w:rPr>
-          <w:rFonts w:ascii="JetBrains Mono" w:hAnsi="JetBrains Mono"/>
-          <w:b w:val="false"/>
-          <w:i w:val="false"/>
-          <w:color w:val="080808"/>
-          <w:sz w:val="20"/>
-        </w:rPr>
-        <w:t>.</w:t>
-      </w:r>
-      <w:r>
-        <w:rPr>
-          <w:rFonts w:ascii="JetBrains Mono" w:hAnsi="JetBrains Mono"/>
-          <w:b w:val="false"/>
-          <w:i w:val="false"/>
-          <w:color w:val="871094"/>
-          <w:sz w:val="20"/>
-        </w:rPr>
-        <w:t>data</w:t>
-      </w:r>
-      <w:r>
-        <w:rPr>
-          <w:rFonts w:ascii="JetBrains Mono" w:hAnsi="JetBrains Mono"/>
-          <w:b w:val="false"/>
-          <w:i w:val="false"/>
-          <w:color w:val="080808"/>
-          <w:sz w:val="20"/>
-        </w:rPr>
-        <w:t>;</w:t>
-        <w:br/>
-        <w:t xml:space="preserve"> </w:t>
+          <w:color w:val="080808"/>
+          <w:sz w:val="20"/>
+        </w:rPr>
+        <w:t>{</w:t>
+        <w:br/>
+        <w:t xml:space="preserve">        </w:t>
       </w:r>
       <w:r>
         <w:rPr>
@@ -8721,6 +10544,113 @@
           <w:rFonts w:ascii="JetBrains Mono" w:hAnsi="JetBrains Mono"/>
           <w:b w:val="false"/>
           <w:i w:val="false"/>
+          <w:color w:val="000000"/>
+          <w:sz w:val="20"/>
+        </w:rPr>
+        <w:t>BiList</w:t>
+      </w:r>
+      <w:r>
+        <w:rPr>
+          <w:rFonts w:ascii="JetBrains Mono" w:hAnsi="JetBrains Mono"/>
+          <w:b w:val="false"/>
+          <w:i w:val="false"/>
+          <w:color w:val="080808"/>
+          <w:sz w:val="20"/>
+        </w:rPr>
+        <w:t>&lt;</w:t>
+      </w:r>
+      <w:r>
+        <w:rPr>
+          <w:rFonts w:ascii="JetBrains Mono" w:hAnsi="JetBrains Mono"/>
+          <w:b w:val="false"/>
+          <w:i w:val="false"/>
+          <w:color w:val="000000"/>
+          <w:sz w:val="20"/>
+        </w:rPr>
+        <w:t>T</w:t>
+      </w:r>
+      <w:r>
+        <w:rPr>
+          <w:rFonts w:ascii="JetBrains Mono" w:hAnsi="JetBrains Mono"/>
+          <w:b w:val="false"/>
+          <w:i w:val="false"/>
+          <w:color w:val="080808"/>
+          <w:sz w:val="20"/>
+        </w:rPr>
+        <w:t>&gt;::</w:t>
+      </w:r>
+      <w:r>
+        <w:rPr>
+          <w:rFonts w:ascii="JetBrains Mono" w:hAnsi="JetBrains Mono"/>
+          <w:b w:val="false"/>
+          <w:i w:val="false"/>
+          <w:color w:val="000000"/>
+          <w:sz w:val="20"/>
+        </w:rPr>
+        <w:t>end</w:t>
+      </w:r>
+      <w:r>
+        <w:rPr>
+          <w:rFonts w:ascii="JetBrains Mono" w:hAnsi="JetBrains Mono"/>
+          <w:b w:val="false"/>
+          <w:i w:val="false"/>
+          <w:color w:val="080808"/>
+          <w:sz w:val="20"/>
+        </w:rPr>
+        <w:t>();</w:t>
+        <w:br/>
+        <w:t xml:space="preserve">    }</w:t>
+        <w:br/>
+        <w:br/>
+        <w:t xml:space="preserve">    </w:t>
+      </w:r>
+      <w:r>
+        <w:rPr>
+          <w:rFonts w:ascii="JetBrains Mono" w:hAnsi="JetBrains Mono"/>
+          <w:b w:val="false"/>
+          <w:i w:val="false"/>
+          <w:color w:val="000000"/>
+          <w:sz w:val="20"/>
+        </w:rPr>
+        <w:t xml:space="preserve">T </w:t>
+      </w:r>
+      <w:r>
+        <w:rPr>
+          <w:rFonts w:ascii="JetBrains Mono" w:hAnsi="JetBrains Mono"/>
+          <w:b w:val="false"/>
+          <w:i w:val="false"/>
+          <w:color w:val="00627A"/>
+          <w:sz w:val="20"/>
+        </w:rPr>
+        <w:t>top</w:t>
+      </w:r>
+      <w:r>
+        <w:rPr>
+          <w:rFonts w:ascii="JetBrains Mono" w:hAnsi="JetBrains Mono"/>
+          <w:b w:val="false"/>
+          <w:i w:val="false"/>
+          <w:color w:val="080808"/>
+          <w:sz w:val="20"/>
+        </w:rPr>
+        <w:t>() {</w:t>
+        <w:br/>
+        <w:t xml:space="preserve">        </w:t>
+      </w:r>
+      <w:r>
+        <w:rPr>
+          <w:rFonts w:ascii="JetBrains Mono" w:hAnsi="JetBrains Mono"/>
+          <w:b w:val="false"/>
+          <w:i w:val="false"/>
+          <w:color w:val="0033B3"/>
+          <w:sz w:val="20"/>
+        </w:rPr>
+        <w:t xml:space="preserve">return </w:t>
+      </w:r>
+      <w:r>
+        <w:rPr>
+          <w:rFonts w:ascii="JetBrains Mono" w:hAnsi="JetBrains Mono"/>
+          <w:b w:val="false"/>
+          <w:i w:val="false"/>
           <w:color w:val="080808"/>
           <w:sz w:val="20"/>
         </w:rPr>
@@ -8731,137 +10661,50 @@
           <w:rFonts w:ascii="JetBrains Mono" w:hAnsi="JetBrains Mono"/>
           <w:b w:val="false"/>
           <w:i w:val="false"/>
-          <w:color w:val="0033B3"/>
-          <w:sz w:val="20"/>
-        </w:rPr>
-        <w:t>this</w:t>
-      </w:r>
-      <w:r>
-        <w:rPr>
-          <w:rFonts w:ascii="JetBrains Mono" w:hAnsi="JetBrains Mono"/>
-          <w:b w:val="false"/>
-          <w:i w:val="false"/>
-          <w:color w:val="080808"/>
-          <w:sz w:val="20"/>
-        </w:rPr>
-        <w:t>;</w:t>
-        <w:br/>
-        <w:t xml:space="preserve"> }</w:t>
-      </w:r>
-      <w:r>
-        <w:rPr>
-          <w:rFonts w:ascii="JetBrains Mono" w:hAnsi="JetBrains Mono"/>
-          <w:b w:val="false"/>
-          <w:i w:val="false"/>
-          <w:color w:val="808080"/>
-          <w:sz w:val="20"/>
-        </w:rPr>
-        <w:t>;</w:t>
-        <w:br/>
-        <w:br/>
-        <w:t xml:space="preserve"> </w:t>
-      </w:r>
-      <w:r>
-        <w:rPr>
-          <w:rFonts w:ascii="JetBrains Mono" w:hAnsi="JetBrains Mono"/>
-          <w:b w:val="false"/>
-          <w:i w:val="false"/>
-          <w:color w:val="0033B3"/>
-          <w:sz w:val="20"/>
-        </w:rPr>
-        <w:t xml:space="preserve">bool </w:t>
-      </w:r>
-      <w:r>
-        <w:rPr>
-          <w:rFonts w:ascii="JetBrains Mono" w:hAnsi="JetBrains Mono"/>
-          <w:b w:val="false"/>
-          <w:i w:val="false"/>
-          <w:color w:val="00627A"/>
-          <w:sz w:val="20"/>
-        </w:rPr>
-        <w:t>empty</w:t>
-      </w:r>
-      <w:r>
-        <w:rPr>
-          <w:rFonts w:ascii="JetBrains Mono" w:hAnsi="JetBrains Mono"/>
-          <w:b w:val="false"/>
-          <w:i w:val="false"/>
-          <w:color w:val="080808"/>
-          <w:sz w:val="20"/>
-        </w:rPr>
-        <w:t xml:space="preserve">() </w:t>
-      </w:r>
-      <w:r>
-        <w:rPr>
-          <w:rFonts w:ascii="JetBrains Mono" w:hAnsi="JetBrains Mono"/>
-          <w:b w:val="false"/>
-          <w:i w:val="false"/>
-          <w:color w:val="0033B3"/>
-          <w:sz w:val="20"/>
-        </w:rPr>
-        <w:t xml:space="preserve">const </w:t>
-      </w:r>
-      <w:r>
-        <w:rPr>
-          <w:rFonts w:ascii="JetBrains Mono" w:hAnsi="JetBrains Mono"/>
-          <w:b w:val="false"/>
-          <w:i w:val="false"/>
-          <w:color w:val="080808"/>
-          <w:sz w:val="20"/>
-        </w:rPr>
-        <w:t>{</w:t>
-        <w:br/>
-        <w:t xml:space="preserve"> </w:t>
-      </w:r>
-      <w:r>
-        <w:rPr>
-          <w:rFonts w:ascii="JetBrains Mono" w:hAnsi="JetBrains Mono"/>
-          <w:b w:val="false"/>
-          <w:i w:val="false"/>
-          <w:color w:val="0033B3"/>
-          <w:sz w:val="20"/>
-        </w:rPr>
-        <w:t xml:space="preserve">return </w:t>
-      </w:r>
-      <w:r>
-        <w:rPr>
-          <w:rFonts w:ascii="JetBrains Mono" w:hAnsi="JetBrains Mono"/>
-          <w:b w:val="false"/>
-          <w:i w:val="false"/>
-          <w:color w:val="080808"/>
-          <w:sz w:val="20"/>
-        </w:rPr>
-        <w:t>!</w:t>
-      </w:r>
-      <w:r>
-        <w:rPr>
-          <w:rFonts w:ascii="JetBrains Mono" w:hAnsi="JetBrains Mono"/>
-          <w:b w:val="false"/>
-          <w:i w:val="false"/>
-          <w:color w:val="871094"/>
-          <w:sz w:val="20"/>
-        </w:rPr>
-        <w:t>data</w:t>
-      </w:r>
-      <w:r>
-        <w:rPr>
-          <w:rFonts w:ascii="JetBrains Mono" w:hAnsi="JetBrains Mono"/>
-          <w:b w:val="false"/>
-          <w:i w:val="false"/>
-          <w:color w:val="080808"/>
-          <w:sz w:val="20"/>
-        </w:rPr>
-        <w:t>.</w:t>
-      </w:r>
-      <w:r>
-        <w:rPr>
-          <w:rFonts w:ascii="JetBrains Mono" w:hAnsi="JetBrains Mono"/>
-          <w:b w:val="false"/>
-          <w:i w:val="false"/>
-          <w:color w:val="000000"/>
-          <w:sz w:val="20"/>
-        </w:rPr>
-        <w:t>size</w:t>
+          <w:color w:val="000000"/>
+          <w:sz w:val="20"/>
+        </w:rPr>
+        <w:t>BiList</w:t>
+      </w:r>
+      <w:r>
+        <w:rPr>
+          <w:rFonts w:ascii="JetBrains Mono" w:hAnsi="JetBrains Mono"/>
+          <w:b w:val="false"/>
+          <w:i w:val="false"/>
+          <w:color w:val="080808"/>
+          <w:sz w:val="20"/>
+        </w:rPr>
+        <w:t>&lt;</w:t>
+      </w:r>
+      <w:r>
+        <w:rPr>
+          <w:rFonts w:ascii="JetBrains Mono" w:hAnsi="JetBrains Mono"/>
+          <w:b w:val="false"/>
+          <w:i w:val="false"/>
+          <w:color w:val="000000"/>
+          <w:sz w:val="20"/>
+        </w:rPr>
+        <w:t>T</w:t>
+      </w:r>
+      <w:r>
+        <w:rPr>
+          <w:rFonts w:ascii="JetBrains Mono" w:hAnsi="JetBrains Mono"/>
+          <w:b w:val="false"/>
+          <w:i w:val="false"/>
+          <w:color w:val="080808"/>
+          <w:sz w:val="20"/>
+        </w:rPr>
+        <w:t>&gt;::</w:t>
+      </w:r>
+      <w:r>
+        <w:rPr>
+          <w:rFonts w:ascii="JetBrains Mono" w:hAnsi="JetBrains Mono"/>
+          <w:b w:val="false"/>
+          <w:i w:val="false"/>
+          <w:color w:val="000000"/>
+          <w:sz w:val="20"/>
+        </w:rPr>
+        <w:t>begin</w:t>
       </w:r>
       <w:r>
         <w:rPr>
@@ -8873,801 +10716,7 @@
         </w:rPr>
         <w:t>();</w:t>
         <w:br/>
-        <w:t xml:space="preserve"> }</w:t>
-      </w:r>
-      <w:r>
-        <w:rPr>
-          <w:rFonts w:ascii="JetBrains Mono" w:hAnsi="JetBrains Mono"/>
-          <w:b w:val="false"/>
-          <w:i w:val="false"/>
-          <w:color w:val="808080"/>
-          <w:sz w:val="20"/>
-        </w:rPr>
-        <w:t>;</w:t>
-        <w:br/>
-        <w:t xml:space="preserve"> </w:t>
-      </w:r>
-      <w:r>
-        <w:rPr>
-          <w:rFonts w:ascii="JetBrains Mono" w:hAnsi="JetBrains Mono"/>
-          <w:b w:val="false"/>
-          <w:i w:val="false"/>
-          <w:color w:val="000000"/>
-          <w:sz w:val="20"/>
-        </w:rPr>
-        <w:t xml:space="preserve">size_t </w:t>
-      </w:r>
-      <w:r>
-        <w:rPr>
-          <w:rFonts w:ascii="JetBrains Mono" w:hAnsi="JetBrains Mono"/>
-          <w:b w:val="false"/>
-          <w:i w:val="false"/>
-          <w:color w:val="00627A"/>
-          <w:sz w:val="20"/>
-        </w:rPr>
-        <w:t>size</w:t>
-      </w:r>
-      <w:r>
-        <w:rPr>
-          <w:rFonts w:ascii="JetBrains Mono" w:hAnsi="JetBrains Mono"/>
-          <w:b w:val="false"/>
-          <w:i w:val="false"/>
-          <w:color w:val="080808"/>
-          <w:sz w:val="20"/>
-        </w:rPr>
-        <w:t xml:space="preserve">() </w:t>
-      </w:r>
-      <w:r>
-        <w:rPr>
-          <w:rFonts w:ascii="JetBrains Mono" w:hAnsi="JetBrains Mono"/>
-          <w:b w:val="false"/>
-          <w:i w:val="false"/>
-          <w:color w:val="0033B3"/>
-          <w:sz w:val="20"/>
-        </w:rPr>
-        <w:t xml:space="preserve">const </w:t>
-      </w:r>
-      <w:r>
-        <w:rPr>
-          <w:rFonts w:ascii="JetBrains Mono" w:hAnsi="JetBrains Mono"/>
-          <w:b w:val="false"/>
-          <w:i w:val="false"/>
-          <w:color w:val="080808"/>
-          <w:sz w:val="20"/>
-        </w:rPr>
-        <w:t>{</w:t>
-        <w:br/>
-        <w:t xml:space="preserve"> </w:t>
-      </w:r>
-      <w:r>
-        <w:rPr>
-          <w:rFonts w:ascii="JetBrains Mono" w:hAnsi="JetBrains Mono"/>
-          <w:b w:val="false"/>
-          <w:i w:val="false"/>
-          <w:color w:val="0033B3"/>
-          <w:sz w:val="20"/>
-        </w:rPr>
-        <w:t xml:space="preserve">return </w:t>
-      </w:r>
-      <w:r>
-        <w:rPr>
-          <w:rFonts w:ascii="JetBrains Mono" w:hAnsi="JetBrains Mono"/>
-          <w:b w:val="false"/>
-          <w:i w:val="false"/>
-          <w:color w:val="871094"/>
-          <w:sz w:val="20"/>
-        </w:rPr>
-        <w:t>data</w:t>
-      </w:r>
-      <w:r>
-        <w:rPr>
-          <w:rFonts w:ascii="JetBrains Mono" w:hAnsi="JetBrains Mono"/>
-          <w:b w:val="false"/>
-          <w:i w:val="false"/>
-          <w:color w:val="080808"/>
-          <w:sz w:val="20"/>
-        </w:rPr>
-        <w:t>.</w:t>
-      </w:r>
-      <w:r>
-        <w:rPr>
-          <w:rFonts w:ascii="JetBrains Mono" w:hAnsi="JetBrains Mono"/>
-          <w:b w:val="false"/>
-          <w:i w:val="false"/>
-          <w:color w:val="000000"/>
-          <w:sz w:val="20"/>
-        </w:rPr>
-        <w:t>size</w:t>
-      </w:r>
-      <w:r>
-        <w:rPr>
-          <w:rFonts w:ascii="JetBrains Mono" w:hAnsi="JetBrains Mono"/>
-          <w:b w:val="false"/>
-          <w:i w:val="false"/>
-          <w:color w:val="080808"/>
-          <w:sz w:val="20"/>
-        </w:rPr>
-        <w:t>();</w:t>
-        <w:br/>
-        <w:t xml:space="preserve"> }</w:t>
-      </w:r>
-      <w:r>
-        <w:rPr>
-          <w:rFonts w:ascii="JetBrains Mono" w:hAnsi="JetBrains Mono"/>
-          <w:b w:val="false"/>
-          <w:i w:val="false"/>
-          <w:color w:val="808080"/>
-          <w:sz w:val="20"/>
-        </w:rPr>
-        <w:t>;</w:t>
-        <w:br/>
-        <w:br/>
-        <w:t xml:space="preserve"> </w:t>
-      </w:r>
-      <w:r>
-        <w:rPr>
-          <w:rFonts w:ascii="JetBrains Mono" w:hAnsi="JetBrains Mono"/>
-          <w:b w:val="false"/>
-          <w:i w:val="false"/>
-          <w:color w:val="0033B3"/>
-          <w:sz w:val="20"/>
-        </w:rPr>
-        <w:t xml:space="preserve">void </w:t>
-      </w:r>
-      <w:r>
-        <w:rPr>
-          <w:rFonts w:ascii="JetBrains Mono" w:hAnsi="JetBrains Mono"/>
-          <w:b w:val="false"/>
-          <w:i w:val="false"/>
-          <w:color w:val="00627A"/>
-          <w:sz w:val="20"/>
-        </w:rPr>
-        <w:t>insert</w:t>
-      </w:r>
-      <w:r>
-        <w:rPr>
-          <w:rFonts w:ascii="JetBrains Mono" w:hAnsi="JetBrains Mono"/>
-          <w:b w:val="false"/>
-          <w:i w:val="false"/>
-          <w:color w:val="080808"/>
-          <w:sz w:val="20"/>
-        </w:rPr>
-        <w:t>(</w:t>
-      </w:r>
-      <w:r>
-        <w:rPr>
-          <w:rFonts w:ascii="JetBrains Mono" w:hAnsi="JetBrains Mono"/>
-          <w:b w:val="false"/>
-          <w:i w:val="false"/>
-          <w:color w:val="0033B3"/>
-          <w:sz w:val="20"/>
-        </w:rPr>
-        <w:t xml:space="preserve">const </w:t>
-      </w:r>
-      <w:r>
-        <w:rPr>
-          <w:rFonts w:ascii="JetBrains Mono" w:hAnsi="JetBrains Mono"/>
-          <w:b w:val="false"/>
-          <w:i w:val="false"/>
-          <w:color w:val="000000"/>
-          <w:sz w:val="20"/>
-        </w:rPr>
-        <w:t>T</w:t>
-      </w:r>
-      <w:r>
-        <w:rPr>
-          <w:rFonts w:ascii="JetBrains Mono" w:hAnsi="JetBrains Mono"/>
-          <w:b w:val="false"/>
-          <w:i w:val="false"/>
-          <w:color w:val="080808"/>
-          <w:sz w:val="20"/>
-        </w:rPr>
-        <w:t xml:space="preserve">&amp; </w:t>
-      </w:r>
-      <w:r>
-        <w:rPr>
-          <w:rFonts w:ascii="JetBrains Mono" w:hAnsi="JetBrains Mono"/>
-          <w:b w:val="false"/>
-          <w:i w:val="false"/>
-          <w:color w:val="000000"/>
-          <w:sz w:val="20"/>
-        </w:rPr>
-        <w:t>value</w:t>
-      </w:r>
-      <w:r>
-        <w:rPr>
-          <w:rFonts w:ascii="JetBrains Mono" w:hAnsi="JetBrains Mono"/>
-          <w:b w:val="false"/>
-          <w:i w:val="false"/>
-          <w:color w:val="080808"/>
-          <w:sz w:val="20"/>
-        </w:rPr>
-        <w:t>) {</w:t>
-        <w:br/>
-        <w:t xml:space="preserve"> </w:t>
-      </w:r>
-      <w:r>
-        <w:rPr>
-          <w:rFonts w:ascii="JetBrains Mono" w:hAnsi="JetBrains Mono"/>
-          <w:b w:val="false"/>
-          <w:i w:val="false"/>
-          <w:color w:val="871094"/>
-          <w:sz w:val="20"/>
-        </w:rPr>
-        <w:t>data</w:t>
-      </w:r>
-      <w:r>
-        <w:rPr>
-          <w:rFonts w:ascii="JetBrains Mono" w:hAnsi="JetBrains Mono"/>
-          <w:b w:val="false"/>
-          <w:i w:val="false"/>
-          <w:color w:val="080808"/>
-          <w:sz w:val="20"/>
-        </w:rPr>
-        <w:t>.</w:t>
-      </w:r>
-      <w:r>
-        <w:rPr>
-          <w:rFonts w:ascii="JetBrains Mono" w:hAnsi="JetBrains Mono"/>
-          <w:b w:val="false"/>
-          <w:i w:val="false"/>
-          <w:color w:val="000000"/>
-          <w:sz w:val="20"/>
-        </w:rPr>
-        <w:t>insert</w:t>
-      </w:r>
-      <w:r>
-        <w:rPr>
-          <w:rFonts w:ascii="JetBrains Mono" w:hAnsi="JetBrains Mono"/>
-          <w:b w:val="false"/>
-          <w:i w:val="false"/>
-          <w:color w:val="080808"/>
-          <w:sz w:val="20"/>
-        </w:rPr>
-        <w:t>(</w:t>
-      </w:r>
-      <w:r>
-        <w:rPr>
-          <w:rFonts w:ascii="JetBrains Mono" w:hAnsi="JetBrains Mono"/>
-          <w:b w:val="false"/>
-          <w:i w:val="false"/>
-          <w:color w:val="000000"/>
-          <w:sz w:val="20"/>
-        </w:rPr>
-        <w:t>value</w:t>
-      </w:r>
-      <w:r>
-        <w:rPr>
-          <w:rFonts w:ascii="JetBrains Mono" w:hAnsi="JetBrains Mono"/>
-          <w:b w:val="false"/>
-          <w:i w:val="false"/>
-          <w:color w:val="080808"/>
-          <w:sz w:val="20"/>
-        </w:rPr>
-        <w:t>);</w:t>
-        <w:br/>
-        <w:t xml:space="preserve"> }</w:t>
-      </w:r>
-      <w:r>
-        <w:rPr>
-          <w:rFonts w:ascii="JetBrains Mono" w:hAnsi="JetBrains Mono"/>
-          <w:b w:val="false"/>
-          <w:i w:val="false"/>
-          <w:color w:val="808080"/>
-          <w:sz w:val="20"/>
-        </w:rPr>
-        <w:t>;</w:t>
-        <w:br/>
-        <w:br/>
-        <w:t xml:space="preserve"> </w:t>
-      </w:r>
-      <w:r>
-        <w:rPr>
-          <w:rFonts w:ascii="JetBrains Mono" w:hAnsi="JetBrains Mono"/>
-          <w:b w:val="false"/>
-          <w:i w:val="false"/>
-          <w:color w:val="0033B3"/>
-          <w:sz w:val="20"/>
-        </w:rPr>
-        <w:t xml:space="preserve">void </w:t>
-      </w:r>
-      <w:r>
-        <w:rPr>
-          <w:rFonts w:ascii="JetBrains Mono" w:hAnsi="JetBrains Mono"/>
-          <w:b w:val="false"/>
-          <w:i w:val="false"/>
-          <w:color w:val="00627A"/>
-          <w:sz w:val="20"/>
-        </w:rPr>
-        <w:t>erase</w:t>
-      </w:r>
-      <w:r>
-        <w:rPr>
-          <w:rFonts w:ascii="JetBrains Mono" w:hAnsi="JetBrains Mono"/>
-          <w:b w:val="false"/>
-          <w:i w:val="false"/>
-          <w:color w:val="080808"/>
-          <w:sz w:val="20"/>
-        </w:rPr>
-        <w:t>(</w:t>
-      </w:r>
-      <w:r>
-        <w:rPr>
-          <w:rFonts w:ascii="JetBrains Mono" w:hAnsi="JetBrains Mono"/>
-          <w:b w:val="false"/>
-          <w:i w:val="false"/>
-          <w:color w:val="0033B3"/>
-          <w:sz w:val="20"/>
-        </w:rPr>
-        <w:t xml:space="preserve">const </w:t>
-      </w:r>
-      <w:r>
-        <w:rPr>
-          <w:rFonts w:ascii="JetBrains Mono" w:hAnsi="JetBrains Mono"/>
-          <w:b w:val="false"/>
-          <w:i w:val="false"/>
-          <w:color w:val="000000"/>
-          <w:sz w:val="20"/>
-        </w:rPr>
-        <w:t>T</w:t>
-      </w:r>
-      <w:r>
-        <w:rPr>
-          <w:rFonts w:ascii="JetBrains Mono" w:hAnsi="JetBrains Mono"/>
-          <w:b w:val="false"/>
-          <w:i w:val="false"/>
-          <w:color w:val="080808"/>
-          <w:sz w:val="20"/>
-        </w:rPr>
-        <w:t xml:space="preserve">&amp; </w:t>
-      </w:r>
-      <w:r>
-        <w:rPr>
-          <w:rFonts w:ascii="JetBrains Mono" w:hAnsi="JetBrains Mono"/>
-          <w:b w:val="false"/>
-          <w:i w:val="false"/>
-          <w:color w:val="000000"/>
-          <w:sz w:val="20"/>
-        </w:rPr>
-        <w:t>v</w:t>
-      </w:r>
-      <w:r>
-        <w:rPr>
-          <w:rFonts w:ascii="JetBrains Mono" w:hAnsi="JetBrains Mono"/>
-          <w:b w:val="false"/>
-          <w:i w:val="false"/>
-          <w:color w:val="080808"/>
-          <w:sz w:val="20"/>
-        </w:rPr>
-        <w:t>) {</w:t>
-        <w:br/>
-        <w:t xml:space="preserve"> </w:t>
-      </w:r>
-      <w:r>
-        <w:rPr>
-          <w:rFonts w:ascii="JetBrains Mono" w:hAnsi="JetBrains Mono"/>
-          <w:b w:val="false"/>
-          <w:i w:val="false"/>
-          <w:color w:val="871094"/>
-          <w:sz w:val="20"/>
-        </w:rPr>
-        <w:t>data</w:t>
-      </w:r>
-      <w:r>
-        <w:rPr>
-          <w:rFonts w:ascii="JetBrains Mono" w:hAnsi="JetBrains Mono"/>
-          <w:b w:val="false"/>
-          <w:i w:val="false"/>
-          <w:color w:val="080808"/>
-          <w:sz w:val="20"/>
-        </w:rPr>
-        <w:t>.</w:t>
-      </w:r>
-      <w:r>
-        <w:rPr>
-          <w:rFonts w:ascii="JetBrains Mono" w:hAnsi="JetBrains Mono"/>
-          <w:b w:val="false"/>
-          <w:i w:val="false"/>
-          <w:color w:val="000000"/>
-          <w:sz w:val="20"/>
-        </w:rPr>
-        <w:t>erase</w:t>
-      </w:r>
-      <w:r>
-        <w:rPr>
-          <w:rFonts w:ascii="JetBrains Mono" w:hAnsi="JetBrains Mono"/>
-          <w:b w:val="false"/>
-          <w:i w:val="false"/>
-          <w:color w:val="080808"/>
-          <w:sz w:val="20"/>
-        </w:rPr>
-        <w:t>(</w:t>
-      </w:r>
-      <w:r>
-        <w:rPr>
-          <w:rFonts w:ascii="JetBrains Mono" w:hAnsi="JetBrains Mono"/>
-          <w:b w:val="false"/>
-          <w:i w:val="false"/>
-          <w:color w:val="000000"/>
-          <w:sz w:val="20"/>
-        </w:rPr>
-        <w:t>v</w:t>
-      </w:r>
-      <w:r>
-        <w:rPr>
-          <w:rFonts w:ascii="JetBrains Mono" w:hAnsi="JetBrains Mono"/>
-          <w:b w:val="false"/>
-          <w:i w:val="false"/>
-          <w:color w:val="080808"/>
-          <w:sz w:val="20"/>
-        </w:rPr>
-        <w:t>);</w:t>
-        <w:br/>
-        <w:t xml:space="preserve"> }</w:t>
-      </w:r>
-      <w:r>
-        <w:rPr>
-          <w:rFonts w:ascii="JetBrains Mono" w:hAnsi="JetBrains Mono"/>
-          <w:b w:val="false"/>
-          <w:i w:val="false"/>
-          <w:color w:val="808080"/>
-          <w:sz w:val="20"/>
-        </w:rPr>
-        <w:t>;</w:t>
-        <w:br/>
-        <w:br/>
-        <w:t xml:space="preserve"> </w:t>
-      </w:r>
-      <w:r>
-        <w:rPr>
-          <w:rFonts w:ascii="JetBrains Mono" w:hAnsi="JetBrains Mono"/>
-          <w:b w:val="false"/>
-          <w:i w:val="false"/>
-          <w:color w:val="0033B3"/>
-          <w:sz w:val="20"/>
-        </w:rPr>
-        <w:t xml:space="preserve">typename </w:t>
-      </w:r>
-      <w:r>
-        <w:rPr>
-          <w:rFonts w:ascii="JetBrains Mono" w:hAnsi="JetBrains Mono"/>
-          <w:b w:val="false"/>
-          <w:i w:val="false"/>
-          <w:color w:val="000000"/>
-          <w:sz w:val="20"/>
-        </w:rPr>
-        <w:t>std</w:t>
-      </w:r>
-      <w:r>
-        <w:rPr>
-          <w:rFonts w:ascii="JetBrains Mono" w:hAnsi="JetBrains Mono"/>
-          <w:b w:val="false"/>
-          <w:i w:val="false"/>
-          <w:color w:val="080808"/>
-          <w:sz w:val="20"/>
-        </w:rPr>
-        <w:t>::</w:t>
-      </w:r>
-      <w:r>
-        <w:rPr>
-          <w:rFonts w:ascii="JetBrains Mono" w:hAnsi="JetBrains Mono"/>
-          <w:b w:val="false"/>
-          <w:i w:val="false"/>
-          <w:color w:val="000000"/>
-          <w:sz w:val="20"/>
-        </w:rPr>
-        <w:t>multiset</w:t>
-      </w:r>
-      <w:r>
-        <w:rPr>
-          <w:rFonts w:ascii="JetBrains Mono" w:hAnsi="JetBrains Mono"/>
-          <w:b w:val="false"/>
-          <w:i w:val="false"/>
-          <w:color w:val="080808"/>
-          <w:sz w:val="20"/>
-        </w:rPr>
-        <w:t>&lt;</w:t>
-      </w:r>
-      <w:r>
-        <w:rPr>
-          <w:rFonts w:ascii="JetBrains Mono" w:hAnsi="JetBrains Mono"/>
-          <w:b w:val="false"/>
-          <w:i w:val="false"/>
-          <w:color w:val="000000"/>
-          <w:sz w:val="20"/>
-        </w:rPr>
-        <w:t>T</w:t>
-      </w:r>
-      <w:r>
-        <w:rPr>
-          <w:rFonts w:ascii="JetBrains Mono" w:hAnsi="JetBrains Mono"/>
-          <w:b w:val="false"/>
-          <w:i w:val="false"/>
-          <w:color w:val="080808"/>
-          <w:sz w:val="20"/>
-        </w:rPr>
-        <w:t>&gt;::</w:t>
-      </w:r>
-      <w:r>
-        <w:rPr>
-          <w:rFonts w:ascii="JetBrains Mono" w:hAnsi="JetBrains Mono"/>
-          <w:b w:val="false"/>
-          <w:i w:val="false"/>
-          <w:color w:val="000000"/>
-          <w:sz w:val="20"/>
-        </w:rPr>
-        <w:t xml:space="preserve">const_iterator </w:t>
-      </w:r>
-      <w:r>
-        <w:rPr>
-          <w:rFonts w:ascii="JetBrains Mono" w:hAnsi="JetBrains Mono"/>
-          <w:b w:val="false"/>
-          <w:i w:val="false"/>
-          <w:color w:val="00627A"/>
-          <w:sz w:val="20"/>
-        </w:rPr>
-        <w:t>begin</w:t>
-      </w:r>
-      <w:r>
-        <w:rPr>
-          <w:rFonts w:ascii="JetBrains Mono" w:hAnsi="JetBrains Mono"/>
-          <w:b w:val="false"/>
-          <w:i w:val="false"/>
-          <w:color w:val="080808"/>
-          <w:sz w:val="20"/>
-        </w:rPr>
-        <w:t xml:space="preserve">() </w:t>
-      </w:r>
-      <w:r>
-        <w:rPr>
-          <w:rFonts w:ascii="JetBrains Mono" w:hAnsi="JetBrains Mono"/>
-          <w:b w:val="false"/>
-          <w:i w:val="false"/>
-          <w:color w:val="0033B3"/>
-          <w:sz w:val="20"/>
-        </w:rPr>
-        <w:t xml:space="preserve">const </w:t>
-      </w:r>
-      <w:r>
-        <w:rPr>
-          <w:rFonts w:ascii="JetBrains Mono" w:hAnsi="JetBrains Mono"/>
-          <w:b w:val="false"/>
-          <w:i w:val="false"/>
-          <w:color w:val="080808"/>
-          <w:sz w:val="20"/>
-        </w:rPr>
-        <w:t>{</w:t>
-        <w:br/>
-        <w:t xml:space="preserve"> </w:t>
-      </w:r>
-      <w:r>
-        <w:rPr>
-          <w:rFonts w:ascii="JetBrains Mono" w:hAnsi="JetBrains Mono"/>
-          <w:b w:val="false"/>
-          <w:i w:val="false"/>
-          <w:color w:val="0033B3"/>
-          <w:sz w:val="20"/>
-        </w:rPr>
-        <w:t xml:space="preserve">return </w:t>
-      </w:r>
-      <w:r>
-        <w:rPr>
-          <w:rFonts w:ascii="JetBrains Mono" w:hAnsi="JetBrains Mono"/>
-          <w:b w:val="false"/>
-          <w:i w:val="false"/>
-          <w:color w:val="871094"/>
-          <w:sz w:val="20"/>
-        </w:rPr>
-        <w:t>data</w:t>
-      </w:r>
-      <w:r>
-        <w:rPr>
-          <w:rFonts w:ascii="JetBrains Mono" w:hAnsi="JetBrains Mono"/>
-          <w:b w:val="false"/>
-          <w:i w:val="false"/>
-          <w:color w:val="080808"/>
-          <w:sz w:val="20"/>
-        </w:rPr>
-        <w:t>.</w:t>
-      </w:r>
-      <w:r>
-        <w:rPr>
-          <w:rFonts w:ascii="JetBrains Mono" w:hAnsi="JetBrains Mono"/>
-          <w:b w:val="false"/>
-          <w:i w:val="false"/>
-          <w:color w:val="000000"/>
-          <w:sz w:val="20"/>
-        </w:rPr>
-        <w:t>begin</w:t>
-      </w:r>
-      <w:r>
-        <w:rPr>
-          <w:rFonts w:ascii="JetBrains Mono" w:hAnsi="JetBrains Mono"/>
-          <w:b w:val="false"/>
-          <w:i w:val="false"/>
-          <w:color w:val="080808"/>
-          <w:sz w:val="20"/>
-        </w:rPr>
-        <w:t>();</w:t>
-        <w:br/>
-        <w:t xml:space="preserve"> }</w:t>
-        <w:br/>
-        <w:br/>
-        <w:t xml:space="preserve"> </w:t>
-      </w:r>
-      <w:r>
-        <w:rPr>
-          <w:rFonts w:ascii="JetBrains Mono" w:hAnsi="JetBrains Mono"/>
-          <w:b w:val="false"/>
-          <w:i w:val="false"/>
-          <w:color w:val="0033B3"/>
-          <w:sz w:val="20"/>
-        </w:rPr>
-        <w:t xml:space="preserve">typename </w:t>
-      </w:r>
-      <w:r>
-        <w:rPr>
-          <w:rFonts w:ascii="JetBrains Mono" w:hAnsi="JetBrains Mono"/>
-          <w:b w:val="false"/>
-          <w:i w:val="false"/>
-          <w:color w:val="000000"/>
-          <w:sz w:val="20"/>
-        </w:rPr>
-        <w:t>std</w:t>
-      </w:r>
-      <w:r>
-        <w:rPr>
-          <w:rFonts w:ascii="JetBrains Mono" w:hAnsi="JetBrains Mono"/>
-          <w:b w:val="false"/>
-          <w:i w:val="false"/>
-          <w:color w:val="080808"/>
-          <w:sz w:val="20"/>
-        </w:rPr>
-        <w:t>::</w:t>
-      </w:r>
-      <w:r>
-        <w:rPr>
-          <w:rFonts w:ascii="JetBrains Mono" w:hAnsi="JetBrains Mono"/>
-          <w:b w:val="false"/>
-          <w:i w:val="false"/>
-          <w:color w:val="000000"/>
-          <w:sz w:val="20"/>
-        </w:rPr>
-        <w:t>multiset</w:t>
-      </w:r>
-      <w:r>
-        <w:rPr>
-          <w:rFonts w:ascii="JetBrains Mono" w:hAnsi="JetBrains Mono"/>
-          <w:b w:val="false"/>
-          <w:i w:val="false"/>
-          <w:color w:val="080808"/>
-          <w:sz w:val="20"/>
-        </w:rPr>
-        <w:t>&lt;</w:t>
-      </w:r>
-      <w:r>
-        <w:rPr>
-          <w:rFonts w:ascii="JetBrains Mono" w:hAnsi="JetBrains Mono"/>
-          <w:b w:val="false"/>
-          <w:i w:val="false"/>
-          <w:color w:val="000000"/>
-          <w:sz w:val="20"/>
-        </w:rPr>
-        <w:t>T</w:t>
-      </w:r>
-      <w:r>
-        <w:rPr>
-          <w:rFonts w:ascii="JetBrains Mono" w:hAnsi="JetBrains Mono"/>
-          <w:b w:val="false"/>
-          <w:i w:val="false"/>
-          <w:color w:val="080808"/>
-          <w:sz w:val="20"/>
-        </w:rPr>
-        <w:t>&gt;::</w:t>
-      </w:r>
-      <w:r>
-        <w:rPr>
-          <w:rFonts w:ascii="JetBrains Mono" w:hAnsi="JetBrains Mono"/>
-          <w:b w:val="false"/>
-          <w:i w:val="false"/>
-          <w:color w:val="000000"/>
-          <w:sz w:val="20"/>
-        </w:rPr>
-        <w:t xml:space="preserve">const_iterator </w:t>
-      </w:r>
-      <w:r>
-        <w:rPr>
-          <w:rFonts w:ascii="JetBrains Mono" w:hAnsi="JetBrains Mono"/>
-          <w:b w:val="false"/>
-          <w:i w:val="false"/>
-          <w:color w:val="00627A"/>
-          <w:sz w:val="20"/>
-        </w:rPr>
-        <w:t>end</w:t>
-      </w:r>
-      <w:r>
-        <w:rPr>
-          <w:rFonts w:ascii="JetBrains Mono" w:hAnsi="JetBrains Mono"/>
-          <w:b w:val="false"/>
-          <w:i w:val="false"/>
-          <w:color w:val="080808"/>
-          <w:sz w:val="20"/>
-        </w:rPr>
-        <w:t xml:space="preserve">() </w:t>
-      </w:r>
-      <w:r>
-        <w:rPr>
-          <w:rFonts w:ascii="JetBrains Mono" w:hAnsi="JetBrains Mono"/>
-          <w:b w:val="false"/>
-          <w:i w:val="false"/>
-          <w:color w:val="0033B3"/>
-          <w:sz w:val="20"/>
-        </w:rPr>
-        <w:t xml:space="preserve">const </w:t>
-      </w:r>
-      <w:r>
-        <w:rPr>
-          <w:rFonts w:ascii="JetBrains Mono" w:hAnsi="JetBrains Mono"/>
-          <w:b w:val="false"/>
-          <w:i w:val="false"/>
-          <w:color w:val="080808"/>
-          <w:sz w:val="20"/>
-        </w:rPr>
-        <w:t>{</w:t>
-        <w:br/>
-        <w:t xml:space="preserve"> </w:t>
-      </w:r>
-      <w:r>
-        <w:rPr>
-          <w:rFonts w:ascii="JetBrains Mono" w:hAnsi="JetBrains Mono"/>
-          <w:b w:val="false"/>
-          <w:i w:val="false"/>
-          <w:color w:val="0033B3"/>
-          <w:sz w:val="20"/>
-        </w:rPr>
-        <w:t xml:space="preserve">return </w:t>
-      </w:r>
-      <w:r>
-        <w:rPr>
-          <w:rFonts w:ascii="JetBrains Mono" w:hAnsi="JetBrains Mono"/>
-          <w:b w:val="false"/>
-          <w:i w:val="false"/>
-          <w:color w:val="871094"/>
-          <w:sz w:val="20"/>
-        </w:rPr>
-        <w:t>data</w:t>
-      </w:r>
-      <w:r>
-        <w:rPr>
-          <w:rFonts w:ascii="JetBrains Mono" w:hAnsi="JetBrains Mono"/>
-          <w:b w:val="false"/>
-          <w:i w:val="false"/>
-          <w:color w:val="080808"/>
-          <w:sz w:val="20"/>
-        </w:rPr>
-        <w:t>.</w:t>
-      </w:r>
-      <w:r>
-        <w:rPr>
-          <w:rFonts w:ascii="JetBrains Mono" w:hAnsi="JetBrains Mono"/>
-          <w:b w:val="false"/>
-          <w:i w:val="false"/>
-          <w:color w:val="000000"/>
-          <w:sz w:val="20"/>
-        </w:rPr>
-        <w:t>end</w:t>
-      </w:r>
-      <w:r>
-        <w:rPr>
-          <w:rFonts w:ascii="JetBrains Mono" w:hAnsi="JetBrains Mono"/>
-          <w:b w:val="false"/>
-          <w:i w:val="false"/>
-          <w:color w:val="080808"/>
-          <w:sz w:val="20"/>
-        </w:rPr>
-        <w:t>();</w:t>
-        <w:br/>
-        <w:t xml:space="preserve"> }</w:t>
+        <w:t xml:space="preserve">    }</w:t>
         <w:br/>
         <w:t>};</w:t>
         <w:br/>
@@ -9692,7 +10741,48 @@
           <w:color w:val="8C8C8C"/>
           <w:sz w:val="20"/>
         </w:rPr>
-        <w:t>//ILINOV_FEDOR_RIS_25_2B_LABS_PSTU_CS_List_H</w:t>
+        <w:t>//ILINOV_FEDOR_RIS_25_2B_LABS_PSTU_CS_MultiSet_H</w:t>
+        <w:br/>
+      </w:r>
+    </w:p>
+    <w:p>
+      <w:pPr>
+        <w:pStyle w:val="Normal"/>
+        <w:shd w:val="clear" w:fill="FFFFFF"/>
+        <w:rPr>
+          <w:rFonts w:ascii="JetBrains Mono" w:hAnsi="JetBrains Mono"/>
+          <w:b w:val="false"/>
+          <w:i/>
+          <w:color w:val="8C8C8C"/>
+          <w:sz w:val="20"/>
+        </w:rPr>
+      </w:pPr>
+      <w:r>
+        <w:rPr>
+          <w:rFonts w:ascii="JetBrains Mono" w:hAnsi="JetBrains Mono"/>
+          <w:b w:val="false"/>
+          <w:i/>
+          <w:color w:val="8C8C8C"/>
+          <w:sz w:val="20"/>
+        </w:rPr>
+      </w:r>
+    </w:p>
+    <w:p>
+      <w:pPr>
+        <w:pStyle w:val="Normal"/>
+        <w:shd w:val="clear" w:fill="FFFFFF"/>
+        <w:jc w:val="center"/>
+        <w:rPr>
+          <w:rFonts w:ascii="JetBrains Mono" w:hAnsi="JetBrains Mono"/>
+          <w:b w:val="false"/>
+          <w:i/>
+          <w:color w:val="8C8C8C"/>
+          <w:sz w:val="20"/>
+        </w:rPr>
+      </w:pPr>
+      <w:r>
+        <w:rPr/>
+        <w:t>КОД main.cpp</w:t>
       </w:r>
     </w:p>
     <w:p>
@@ -9700,34 +10790,15 @@
         <w:pStyle w:val="Normal"/>
         <w:pBdr/>
         <w:shd w:fill="FFFFFF" w:val="clear"/>
-        <w:jc w:val="center"/>
-        <w:rPr>
-          <w:rFonts w:ascii="JetBrains Mono" w:hAnsi="JetBrains Mono"/>
-          <w:b w:val="false"/>
-          <w:i/>
-          <w:color w:val="8C8C8C"/>
+        <w:rPr>
+          <w:rFonts w:ascii="JetBrains Mono" w:hAnsi="JetBrains Mono"/>
+          <w:b w:val="false"/>
+          <w:i w:val="false"/>
+          <w:color w:val="080808"/>
           <w:sz w:val="20"/>
         </w:rPr>
       </w:pPr>
       <w:r>
-        <w:rPr/>
-        <w:t>КОД main.cpp</w:t>
-      </w:r>
-    </w:p>
-    <w:p>
-      <w:pPr>
-        <w:pStyle w:val="Normal"/>
-        <w:pBdr/>
-        <w:shd w:fill="FFFFFF" w:val="clear"/>
-        <w:rPr>
-          <w:rFonts w:ascii="JetBrains Mono" w:hAnsi="JetBrains Mono"/>
-          <w:b w:val="false"/>
-          <w:i w:val="false"/>
-          <w:color w:val="080808"/>
-          <w:sz w:val="20"/>
-        </w:rPr>
-      </w:pPr>
-      <w:r>
         <w:rPr>
           <w:rFonts w:ascii="JetBrains Mono" w:hAnsi="JetBrains Mono"/>
           <w:b w:val="false"/>
@@ -9829,7 +10900,7 @@
           <w:color w:val="067D17"/>
           <w:sz w:val="20"/>
         </w:rPr>
-        <w:t>"list.hpp"</w:t>
+        <w:t>"MultiSet.hpp"</w:t>
         <w:br/>
         <w:br/>
       </w:r>
@@ -16315,7 +17386,7 @@
           <w:color w:val="000000"/>
           <w:sz w:val="20"/>
         </w:rPr>
-        <w:t>List</w:t>
+        <w:t>MultiSet</w:t>
       </w:r>
       <w:r>
         <w:rPr>
@@ -16355,7 +17426,7 @@
           <w:color w:val="000000"/>
           <w:sz w:val="20"/>
         </w:rPr>
-        <w:t>list</w:t>
+        <w:t>ms</w:t>
       </w:r>
       <w:r>
         <w:rPr>
@@ -16793,7 +17864,7 @@
           <w:color w:val="000000"/>
           <w:sz w:val="20"/>
         </w:rPr>
-        <w:t>list</w:t>
+        <w:t>ms</w:t>
       </w:r>
       <w:r>
         <w:rPr>
@@ -17000,7 +18071,7 @@
           <w:color w:val="000000"/>
           <w:sz w:val="20"/>
         </w:rPr>
-        <w:t>list</w:t>
+        <w:t>ms</w:t>
       </w:r>
       <w:r>
         <w:rPr>
@@ -17185,7 +18256,7 @@
           <w:color w:val="000000"/>
           <w:sz w:val="20"/>
         </w:rPr>
-        <w:t xml:space="preserve">list </w:t>
+        <w:t xml:space="preserve">ms </w:t>
       </w:r>
       <w:r>
         <w:rPr>
@@ -17215,7 +18286,7 @@
           <w:color w:val="000000"/>
           <w:sz w:val="20"/>
         </w:rPr>
-        <w:t>list</w:t>
+        <w:t>ms</w:t>
       </w:r>
       <w:r>
         <w:rPr>
@@ -17257,7 +18328,7 @@
           <w:color w:val="000000"/>
           <w:sz w:val="20"/>
         </w:rPr>
-        <w:t>list</w:t>
+        <w:t>ms</w:t>
       </w:r>
       <w:r>
         <w:rPr>
@@ -17280,7 +18351,7 @@
           <w:color w:val="000000"/>
           <w:sz w:val="20"/>
         </w:rPr>
-        <w:t xml:space="preserve">list </w:t>
+        <w:t xml:space="preserve">ms </w:t>
       </w:r>
       <w:r>
         <w:rPr>
@@ -17310,7 +18381,7 @@
           <w:color w:val="000000"/>
           <w:sz w:val="20"/>
         </w:rPr>
-        <w:t>list</w:t>
+        <w:t>ms</w:t>
       </w:r>
       <w:r>
         <w:rPr>
@@ -17352,7 +18423,7 @@
           <w:color w:val="000000"/>
           <w:sz w:val="20"/>
         </w:rPr>
-        <w:t>list</w:t>
+        <w:t>ms</w:t>
       </w:r>
       <w:r>
         <w:rPr>
@@ -17375,7 +18446,7 @@
           <w:color w:val="000000"/>
           <w:sz w:val="20"/>
         </w:rPr>
-        <w:t xml:space="preserve">list </w:t>
+        <w:t xml:space="preserve">ms </w:t>
       </w:r>
       <w:r>
         <w:rPr>
@@ -17405,7 +18476,7 @@
           <w:color w:val="000000"/>
           <w:sz w:val="20"/>
         </w:rPr>
-        <w:t>list</w:t>
+        <w:t>ms</w:t>
       </w:r>
       <w:r>
         <w:rPr>
@@ -17447,7 +18518,7 @@
           <w:color w:val="000000"/>
           <w:sz w:val="20"/>
         </w:rPr>
-        <w:t>list</w:t>
+        <w:t>ms</w:t>
       </w:r>
       <w:r>
         <w:rPr>
@@ -17605,7 +18676,7 @@
       </w:pPr>
       <w:r>
         <w:rPr/>
-        <w:t>task 1</w:t>
+        <w:t>/home/localuser/CLionProjects/Ilinov_Fedor_RIS_25_2B_Labs_PSTU_CS/sem2/manual_2_oop/lab12/main</w:t>
       </w:r>
     </w:p>
     <w:p>
@@ -17617,8 +18688,7 @@
       </w:pPr>
       <w:r>
         <w:rPr/>
-        <w:tab/>
-        <w:t xml:space="preserve">-8.1 -6.2 -4.6 -2.4 0.6 1.7 5.5 6.3 8.2 9.5 </w:t>
+        <w:t>task 1</w:t>
       </w:r>
     </w:p>
     <w:p>
@@ -17631,7 +18701,7 @@
       <w:r>
         <w:rPr/>
         <w:tab/>
-        <w:t>subtask 1</w:t>
+        <w:t xml:space="preserve">-7.3 -7 -4.6 -4.3 -2.5 -0.5 -0.1 5.2 7.7 9.4 </w:t>
       </w:r>
     </w:p>
     <w:p>
@@ -17644,8 +18714,7 @@
       <w:r>
         <w:rPr/>
         <w:tab/>
-        <w:tab/>
-        <w:t>avg: 1.05</w:t>
+        <w:t>subtask 1</w:t>
       </w:r>
     </w:p>
     <w:p>
@@ -17659,7 +18728,7 @@
         <w:rPr/>
         <w:tab/>
         <w:tab/>
-        <w:t xml:space="preserve">-8.1 -6.2 -4.6 -2.4 0.6 1.05 1.7 5.5 6.3 8.2 9.5 </w:t>
+        <w:t>avg: -0.4</w:t>
       </w:r>
     </w:p>
     <w:p>
@@ -17672,7 +18741,8 @@
       <w:r>
         <w:rPr/>
         <w:tab/>
-        <w:t>subtask 2</w:t>
+        <w:tab/>
+        <w:t xml:space="preserve">-7.3 -7 -4.6 -4.3 -2.5 -0.5 -0.4 -0.1 5.2 7.7 9.4 </w:t>
       </w:r>
     </w:p>
     <w:p>
@@ -17685,8 +18755,7 @@
       <w:r>
         <w:rPr/>
         <w:tab/>
-        <w:tab/>
-        <w:t>For delete:</w:t>
+        <w:t>subtask 2</w:t>
       </w:r>
     </w:p>
     <w:p>
@@ -17700,7 +18769,7 @@
         <w:rPr/>
         <w:tab/>
         <w:tab/>
-        <w:t xml:space="preserve">-6.2 -4.6 0.6 8.2 </w:t>
+        <w:t>For delete:</w:t>
       </w:r>
     </w:p>
     <w:p>
@@ -17714,7 +18783,7 @@
         <w:rPr/>
         <w:tab/>
         <w:tab/>
-        <w:t xml:space="preserve">-8.1 -2.4 1.05 1.7 5.5 6.3 9.5 </w:t>
+        <w:t xml:space="preserve">-4.6 -2.5 -0.1 </w:t>
       </w:r>
     </w:p>
     <w:p>
@@ -17727,7 +18796,8 @@
       <w:r>
         <w:rPr/>
         <w:tab/>
-        <w:t>subtask 3</w:t>
+        <w:tab/>
+        <w:t xml:space="preserve">-7.3 -7 -4.3 -0.5 -0.4 5.2 7.7 9.4 </w:t>
       </w:r>
     </w:p>
     <w:p>
@@ -17740,8 +18810,7 @@
       <w:r>
         <w:rPr/>
         <w:tab/>
-        <w:tab/>
-        <w:t>(min + max) / 2 = 0.7</w:t>
+        <w:t>subtask 3</w:t>
       </w:r>
     </w:p>
     <w:p>
@@ -17755,7 +18824,7 @@
         <w:rPr/>
         <w:tab/>
         <w:tab/>
-        <w:t xml:space="preserve">-7.4 -1.7 1.75 2.4 6.2 7 10.2 </w:t>
+        <w:t>(min + max) / 2 = 1.05</w:t>
       </w:r>
     </w:p>
     <w:p>
@@ -17767,7 +18836,9 @@
       </w:pPr>
       <w:r>
         <w:rPr/>
-        <w:t>task 2</w:t>
+        <w:tab/>
+        <w:tab/>
+        <w:t xml:space="preserve">-6.25 -5.95 -3.25 0.55 0.65 6.25 8.75 10.45 </w:t>
       </w:r>
     </w:p>
     <w:p>
@@ -17779,8 +18850,7 @@
       </w:pPr>
       <w:r>
         <w:rPr/>
-        <w:tab/>
-        <w:t xml:space="preserve">1:0.5 1:0.8 3:0.3 3:0.6 4:0.8 5:0.2 5:0.3 5:0.7 6:0.6 8:0.7 </w:t>
+        <w:t>task 2</w:t>
       </w:r>
     </w:p>
     <w:p>
@@ -17793,7 +18863,7 @@
       <w:r>
         <w:rPr/>
         <w:tab/>
-        <w:t>subtask 1</w:t>
+        <w:t xml:space="preserve">1:0.1 2:0.1 3:0 3:0.7 6:0.3 6:0.6 7:0.6 8:0.8 9:0.4 9:0.6 </w:t>
       </w:r>
     </w:p>
     <w:p>
@@ -17806,8 +18876,7 @@
       <w:r>
         <w:rPr/>
         <w:tab/>
-        <w:tab/>
-        <w:t>avg: 4:0.55</w:t>
+        <w:t>subtask 1</w:t>
       </w:r>
     </w:p>
     <w:p>
@@ -17821,7 +18890,7 @@
         <w:rPr/>
         <w:tab/>
         <w:tab/>
-        <w:t xml:space="preserve">1:0.5 1:0.8 3:0.3 3:0.6 4:0.55 4:0.8 5:0.2 5:0.3 5:0.7 6:0.6 8:0.7 </w:t>
+        <w:t>avg: 5:0.42</w:t>
       </w:r>
     </w:p>
     <w:p>
@@ -17834,7 +18903,8 @@
       <w:r>
         <w:rPr/>
         <w:tab/>
-        <w:t>subtask 2</w:t>
+        <w:tab/>
+        <w:t xml:space="preserve">1:0.1 2:0.1 3:0 3:0.7 5:0.42 6:0.3 6:0.6 7:0.6 8:0.8 9:0.4 9:0.6 </w:t>
       </w:r>
     </w:p>
     <w:p>
@@ -17847,8 +18917,7 @@
       <w:r>
         <w:rPr/>
         <w:tab/>
-        <w:tab/>
-        <w:t>For delete:</w:t>
+        <w:t>subtask 2</w:t>
       </w:r>
     </w:p>
     <w:p>
@@ -17862,7 +18931,7 @@
         <w:rPr/>
         <w:tab/>
         <w:tab/>
-        <w:t xml:space="preserve">4:0.55 5:0.7 8:0.7 </w:t>
+        <w:t>For delete:</w:t>
       </w:r>
     </w:p>
     <w:p>
@@ -17876,7 +18945,7 @@
         <w:rPr/>
         <w:tab/>
         <w:tab/>
-        <w:t xml:space="preserve">1:0.5 1:0.8 3:0.3 3:0.6 4:0.8 5:0.2 5:0.3 6:0.6 </w:t>
+        <w:t xml:space="preserve">2:0.1 6:0.3 7:0.6 9:0.6 </w:t>
       </w:r>
     </w:p>
     <w:p>
@@ -17889,7 +18958,8 @@
       <w:r>
         <w:rPr/>
         <w:tab/>
-        <w:t>subtask 3</w:t>
+        <w:tab/>
+        <w:t xml:space="preserve">1:0.1 3:0 3:0.7 5:0.42 6:0.6 8:0.8 9:0.4 </w:t>
       </w:r>
     </w:p>
     <w:p>
@@ -17902,8 +18972,7 @@
       <w:r>
         <w:rPr/>
         <w:tab/>
-        <w:tab/>
-        <w:t>(min + max) / 2 = 3:0.55</w:t>
+        <w:t>subtask 3</w:t>
       </w:r>
     </w:p>
     <w:p>
@@ -17917,7 +18986,7 @@
         <w:rPr/>
         <w:tab/>
         <w:tab/>
-        <w:t xml:space="preserve">4:1.05 4:1.35 6:0.85 6:1.15 7:1.35 8:0.75 8:0.85 9:1.15 </w:t>
+        <w:t>(min + max) / 2 = 5:0.25</w:t>
       </w:r>
     </w:p>
     <w:p>
@@ -17929,7 +18998,9 @@
       </w:pPr>
       <w:r>
         <w:rPr/>
-        <w:t>task 3</w:t>
+        <w:tab/>
+        <w:tab/>
+        <w:t xml:space="preserve">6:0.35 8:0.25 8:0.95 10:0.67 11:0.85 13:1.05 14:0.65 </w:t>
       </w:r>
     </w:p>
     <w:p>
@@ -17941,8 +19012,7 @@
       </w:pPr>
       <w:r>
         <w:rPr/>
-        <w:tab/>
-        <w:t xml:space="preserve">0:0.6 1:0.2 1:0.9 3:0.3 3:0.8 5:0.5 6:0 6:0.5 7:0.1 8:0.5 </w:t>
+        <w:t>task 3</w:t>
       </w:r>
     </w:p>
     <w:p>
@@ -17955,7 +19025,7 @@
       <w:r>
         <w:rPr/>
         <w:tab/>
-        <w:t>subtask 1</w:t>
+        <w:t xml:space="preserve">7:0.1 6:0.8 6:0.6 4:0.5 3:0.8 3:0.7 2:0.8 2:0.3 1:0.8 1:0.2 </w:t>
       </w:r>
     </w:p>
     <w:p>
@@ -17968,8 +19038,7 @@
       <w:r>
         <w:rPr/>
         <w:tab/>
-        <w:tab/>
-        <w:t>avg: 4:0.44</w:t>
+        <w:t>subtask 1</w:t>
       </w:r>
     </w:p>
     <w:p>
@@ -17983,7 +19052,7 @@
         <w:rPr/>
         <w:tab/>
         <w:tab/>
-        <w:t xml:space="preserve">0:0.6 1:0.2 1:0.9 3:0.3 3:0.8 4:0.44 5:0.5 6:0 6:0.5 7:0.1 8:0.5 </w:t>
+        <w:t>avg: 3:0.56</w:t>
       </w:r>
     </w:p>
     <w:p>
@@ -17996,7 +19065,8 @@
       <w:r>
         <w:rPr/>
         <w:tab/>
-        <w:t>subtask 2</w:t>
+        <w:tab/>
+        <w:t xml:space="preserve">7:0.1 6:0.8 6:0.6 4:0.5 3:0.8 3:0.7 3:0.56 2:0.8 2:0.3 1:0.8 1:0.2 </w:t>
       </w:r>
     </w:p>
     <w:p>
@@ -18009,8 +19079,7 @@
       <w:r>
         <w:rPr/>
         <w:tab/>
-        <w:tab/>
-        <w:t>For delete:</w:t>
+        <w:t>subtask 2</w:t>
       </w:r>
     </w:p>
     <w:p>
@@ -18024,7 +19093,7 @@
         <w:rPr/>
         <w:tab/>
         <w:tab/>
-        <w:t xml:space="preserve">3:0.8 8:0.5 </w:t>
+        <w:t>For delete:</w:t>
       </w:r>
     </w:p>
     <w:p>
@@ -18038,7 +19107,7 @@
         <w:rPr/>
         <w:tab/>
         <w:tab/>
-        <w:t xml:space="preserve">0:0.6 1:0.2 1:0.9 3:0.3 4:0.44 5:0.5 6:0 6:0.5 7:0.1 </w:t>
+        <w:t xml:space="preserve">1:0.2 </w:t>
       </w:r>
     </w:p>
     <w:p>
@@ -18051,7 +19120,8 @@
       <w:r>
         <w:rPr/>
         <w:tab/>
-        <w:t>subtask 3</w:t>
+        <w:tab/>
+        <w:t xml:space="preserve">7:0.1 6:0.8 6:0.6 4:0.5 3:0.8 3:0.7 3:0.56 2:0.8 2:0.3 1:0.8 </w:t>
       </w:r>
     </w:p>
     <w:p>
@@ -18064,8 +19134,7 @@
       <w:r>
         <w:rPr/>
         <w:tab/>
-        <w:tab/>
-        <w:t>(min + max) / 2 = 3:0.35</w:t>
+        <w:t>subtask 3</w:t>
       </w:r>
     </w:p>
     <w:p>
@@ -18079,7 +19148,21 @@
         <w:rPr/>
         <w:tab/>
         <w:tab/>
-        <w:t xml:space="preserve">3:0.95 4:0.55 4:1.25 6:0.65 7:0.79 8:0.85 9:0.35 9:0.85 10:0.45 </w:t>
+        <w:t>(min + max) / 2 = 4:0.45</w:t>
+      </w:r>
+    </w:p>
+    <w:p>
+      <w:pPr>
+        <w:pStyle w:val="Normal"/>
+        <w:shd w:val="clear" w:fill="FFFFFF"/>
+        <w:jc w:val="left"/>
+        <w:rPr/>
+      </w:pPr>
+      <w:r>
+        <w:rPr/>
+        <w:tab/>
+        <w:tab/>
+        <w:t xml:space="preserve">11:0.55 10:1.25 10:1.05 8:0.95 7:1.25 7:1.15 7:1.01 6:1.25 6:0.75 5:1.25 </w:t>
       </w:r>
       <w:r>
         <w:br w:type="page"/>
@@ -18101,8 +19184,7 @@
     <w:p>
       <w:pPr>
         <w:pStyle w:val="Normal"/>
-        <w:pBdr/>
-        <w:shd w:fill="FFFFFF" w:val="clear"/>
+        <w:shd w:val="clear" w:fill="FFFFFF"/>
         <w:rPr>
           <w:rFonts w:ascii="JetBrains Mono" w:hAnsi="JetBrains Mono"/>
           <w:b w:val="false"/>
@@ -18594,7 +19676,7 @@
     <w:pPr>
       <w:widowControl/>
       <w:suppressAutoHyphens w:val="true"/>
-      <w:overflowPunct w:val="true"/>
+      <w:overflowPunct w:val="false"/>
       <w:bidi w:val="0"/>
       <w:spacing w:lineRule="auto" w:line="259" w:before="0" w:after="160"/>
       <w:jc w:val="left"/>
